--- a/СМіП/ЛР 9 СМП.docx
+++ b/СМіП/ЛР 9 СМП.docx
@@ -8,7 +8,9 @@
       </w:pPr>
       <w:r>
         <w:rPr>
+          <w:rFonts w:ascii="Times New Roman" w:hAnsi="Times New Roman" w:cs="Times New Roman"/>
           <w:b/>
+          <w:i w:val="0"/>
           <w:sz w:val="28"/>
         </w:rPr>
         <w:t>Лабораторна робота № 9</w:t>
@@ -20,8 +22,10 @@
       </w:pPr>
       <w:r>
         <w:rPr>
+          <w:rFonts w:ascii="Times New Roman" w:hAnsi="Times New Roman" w:cs="Times New Roman"/>
           <w:b/>
-          <w:sz w:val="24"/>
+          <w:i w:val="0"/>
+          <w:sz w:val="28"/>
         </w:rPr>
         <w:t>Тема: Автоматизація порівняння двох регресійних моделей.</w:t>
       </w:r>
@@ -29,9 +33,10 @@
     <w:p>
       <w:r>
         <w:rPr>
+          <w:rFonts w:ascii="Times New Roman" w:hAnsi="Times New Roman" w:cs="Times New Roman"/>
           <w:b w:val="0"/>
           <w:i w:val="0"/>
-          <w:sz w:val="24"/>
+          <w:sz w:val="28"/>
         </w:rPr>
         <w:t>Мета: Оволодіння практичними навиками рішення економічних задач в прикладних програмах.</w:t>
       </w:r>
@@ -39,9 +44,10 @@
     <w:p>
       <w:r>
         <w:rPr>
+          <w:rFonts w:ascii="Times New Roman" w:hAnsi="Times New Roman" w:cs="Times New Roman"/>
           <w:b w:val="0"/>
           <w:i w:val="0"/>
-          <w:sz w:val="24"/>
+          <w:sz w:val="28"/>
         </w:rPr>
         <w:t>Обладнання: ПК, програма JASP.</w:t>
       </w:r>
@@ -49,17 +55,20 @@
     <w:p>
       <w:r>
         <w:rPr>
+          <w:rFonts w:ascii="Times New Roman" w:hAnsi="Times New Roman" w:cs="Times New Roman"/>
           <w:b w:val="0"/>
           <w:i w:val="0"/>
-          <w:sz w:val="24"/>
+          <w:sz w:val="28"/>
         </w:rPr>
       </w:r>
     </w:p>
     <w:p>
       <w:r>
         <w:rPr>
+          <w:rFonts w:ascii="Times New Roman" w:hAnsi="Times New Roman" w:cs="Times New Roman"/>
           <w:b/>
-          <w:sz w:val="24"/>
+          <w:i w:val="0"/>
+          <w:sz w:val="28"/>
         </w:rPr>
         <w:t>Хід виконання роботи</w:t>
       </w:r>
@@ -67,18 +76,20 @@
     <w:p>
       <w:r>
         <w:rPr>
+          <w:rFonts w:ascii="Times New Roman" w:hAnsi="Times New Roman" w:cs="Times New Roman"/>
           <w:b w:val="0"/>
           <w:i w:val="0"/>
-          <w:sz w:val="24"/>
+          <w:sz w:val="28"/>
         </w:rPr>
       </w:r>
     </w:p>
     <w:p>
       <w:r>
         <w:rPr>
+          <w:rFonts w:ascii="Times New Roman" w:hAnsi="Times New Roman" w:cs="Times New Roman"/>
           <w:b w:val="0"/>
           <w:i w:val="0"/>
-          <w:sz w:val="24"/>
+          <w:sz w:val="28"/>
         </w:rPr>
         <w:t>Використовуючи дані лабораторних робіт № 4–5 (залежність обсягу виробництва Y, тис. шт. від чисельності робітників X₁, тис. осіб та наявності обігових коштів X₂, тис. грн), розраховано параметри двофакторної лінійної регресійної моделі у програмі JASP та порівняно результати з ЛР №4–5.</w:t>
       </w:r>
@@ -86,17 +97,20 @@
     <w:p>
       <w:r>
         <w:rPr>
+          <w:rFonts w:ascii="Times New Roman" w:hAnsi="Times New Roman" w:cs="Times New Roman"/>
           <w:b w:val="0"/>
           <w:i w:val="0"/>
-          <w:sz w:val="24"/>
+          <w:sz w:val="28"/>
         </w:rPr>
       </w:r>
     </w:p>
     <w:p>
       <w:r>
         <w:rPr>
+          <w:rFonts w:ascii="Times New Roman" w:hAnsi="Times New Roman" w:cs="Times New Roman"/>
           <w:b/>
-          <w:sz w:val="24"/>
+          <w:i w:val="0"/>
+          <w:sz w:val="28"/>
         </w:rPr>
         <w:t>1. Вихідні дані (з ЛР №4)</w:t>
       </w:r>
@@ -104,9 +118,10 @@
     <w:p>
       <w:r>
         <w:rPr>
+          <w:rFonts w:ascii="Times New Roman" w:hAnsi="Times New Roman" w:cs="Times New Roman"/>
           <w:b/>
           <w:i w:val="0"/>
-          <w:sz w:val="24"/>
+          <w:sz w:val="28"/>
         </w:rPr>
         <w:t>Таблиця 9.1 – Вихідні дані</w:t>
       </w:r>
@@ -132,10 +147,13 @@
             <w:pPr>
               <w:jc w:val="center"/>
             </w:pPr>
+            <w:r/>
             <w:r>
               <w:rPr>
+                <w:rFonts w:ascii="Times New Roman" w:hAnsi="Times New Roman" w:cs="Times New Roman"/>
                 <w:b/>
-                <w:sz w:val="20"/>
+                <w:i w:val="0"/>
+                <w:sz w:val="22"/>
               </w:rPr>
               <w:t>№</w:t>
             </w:r>
@@ -149,12 +167,15 @@
             <w:pPr>
               <w:jc w:val="center"/>
             </w:pPr>
+            <w:r/>
             <w:r>
               <w:rPr>
+                <w:rFonts w:ascii="Times New Roman" w:hAnsi="Times New Roman" w:cs="Times New Roman"/>
                 <w:b/>
-                <w:sz w:val="20"/>
+                <w:i w:val="0"/>
+                <w:sz w:val="22"/>
               </w:rPr>
-              <w:t>X₁ (чисельність робітників, тис. осіб)</w:t>
+              <w:t>X₁ (числ. роб., тис. осіб)</w:t>
             </w:r>
           </w:p>
         </w:tc>
@@ -166,12 +187,15 @@
             <w:pPr>
               <w:jc w:val="center"/>
             </w:pPr>
+            <w:r/>
             <w:r>
               <w:rPr>
+                <w:rFonts w:ascii="Times New Roman" w:hAnsi="Times New Roman" w:cs="Times New Roman"/>
                 <w:b/>
-                <w:sz w:val="20"/>
+                <w:i w:val="0"/>
+                <w:sz w:val="22"/>
               </w:rPr>
-              <w:t>X₂ (обігові кошти, тис. грн)</w:t>
+              <w:t>X₂ (обіг. кошти, тис. грн)</w:t>
             </w:r>
           </w:p>
         </w:tc>
@@ -183,12 +207,15 @@
             <w:pPr>
               <w:jc w:val="center"/>
             </w:pPr>
+            <w:r/>
             <w:r>
               <w:rPr>
+                <w:rFonts w:ascii="Times New Roman" w:hAnsi="Times New Roman" w:cs="Times New Roman"/>
                 <w:b/>
-                <w:sz w:val="20"/>
+                <w:i w:val="0"/>
+                <w:sz w:val="22"/>
               </w:rPr>
-              <w:t>Y (обсяг виробництва, тис. шт.)</w:t>
+              <w:t>Y (обсяг вир., тис. шт.)</w:t>
             </w:r>
           </w:p>
         </w:tc>
@@ -202,9 +229,13 @@
             <w:pPr>
               <w:jc w:val="center"/>
             </w:pPr>
+            <w:r/>
             <w:r>
               <w:rPr>
-                <w:sz w:val="20"/>
+                <w:rFonts w:ascii="Times New Roman" w:hAnsi="Times New Roman" w:cs="Times New Roman"/>
+                <w:b w:val="0"/>
+                <w:i w:val="0"/>
+                <w:sz w:val="22"/>
               </w:rPr>
               <w:t>1</w:t>
             </w:r>
@@ -218,9 +249,13 @@
             <w:pPr>
               <w:jc w:val="center"/>
             </w:pPr>
+            <w:r/>
             <w:r>
               <w:rPr>
-                <w:sz w:val="20"/>
+                <w:rFonts w:ascii="Times New Roman" w:hAnsi="Times New Roman" w:cs="Times New Roman"/>
+                <w:b w:val="0"/>
+                <w:i w:val="0"/>
+                <w:sz w:val="22"/>
               </w:rPr>
               <w:t>12,0</w:t>
             </w:r>
@@ -234,9 +269,13 @@
             <w:pPr>
               <w:jc w:val="center"/>
             </w:pPr>
+            <w:r/>
             <w:r>
               <w:rPr>
-                <w:sz w:val="20"/>
+                <w:rFonts w:ascii="Times New Roman" w:hAnsi="Times New Roman" w:cs="Times New Roman"/>
+                <w:b w:val="0"/>
+                <w:i w:val="0"/>
+                <w:sz w:val="22"/>
               </w:rPr>
               <w:t>17,6</w:t>
             </w:r>
@@ -250,9 +289,13 @@
             <w:pPr>
               <w:jc w:val="center"/>
             </w:pPr>
+            <w:r/>
             <w:r>
               <w:rPr>
-                <w:sz w:val="20"/>
+                <w:rFonts w:ascii="Times New Roman" w:hAnsi="Times New Roman" w:cs="Times New Roman"/>
+                <w:b w:val="0"/>
+                <w:i w:val="0"/>
+                <w:sz w:val="22"/>
               </w:rPr>
               <w:t>36,3</w:t>
             </w:r>
@@ -268,9 +311,13 @@
             <w:pPr>
               <w:jc w:val="center"/>
             </w:pPr>
+            <w:r/>
             <w:r>
               <w:rPr>
-                <w:sz w:val="20"/>
+                <w:rFonts w:ascii="Times New Roman" w:hAnsi="Times New Roman" w:cs="Times New Roman"/>
+                <w:b w:val="0"/>
+                <w:i w:val="0"/>
+                <w:sz w:val="22"/>
               </w:rPr>
               <w:t>2</w:t>
             </w:r>
@@ -284,9 +331,13 @@
             <w:pPr>
               <w:jc w:val="center"/>
             </w:pPr>
+            <w:r/>
             <w:r>
               <w:rPr>
-                <w:sz w:val="20"/>
+                <w:rFonts w:ascii="Times New Roman" w:hAnsi="Times New Roman" w:cs="Times New Roman"/>
+                <w:b w:val="0"/>
+                <w:i w:val="0"/>
+                <w:sz w:val="22"/>
               </w:rPr>
               <w:t>13,5</w:t>
             </w:r>
@@ -300,9 +351,13 @@
             <w:pPr>
               <w:jc w:val="center"/>
             </w:pPr>
+            <w:r/>
             <w:r>
               <w:rPr>
-                <w:sz w:val="20"/>
+                <w:rFonts w:ascii="Times New Roman" w:hAnsi="Times New Roman" w:cs="Times New Roman"/>
+                <w:b w:val="0"/>
+                <w:i w:val="0"/>
+                <w:sz w:val="22"/>
               </w:rPr>
               <w:t>20,8</w:t>
             </w:r>
@@ -316,9 +371,13 @@
             <w:pPr>
               <w:jc w:val="center"/>
             </w:pPr>
+            <w:r/>
             <w:r>
               <w:rPr>
-                <w:sz w:val="20"/>
+                <w:rFonts w:ascii="Times New Roman" w:hAnsi="Times New Roman" w:cs="Times New Roman"/>
+                <w:b w:val="0"/>
+                <w:i w:val="0"/>
+                <w:sz w:val="22"/>
               </w:rPr>
               <w:t>31,9</w:t>
             </w:r>
@@ -334,9 +393,13 @@
             <w:pPr>
               <w:jc w:val="center"/>
             </w:pPr>
+            <w:r/>
             <w:r>
               <w:rPr>
-                <w:sz w:val="20"/>
+                <w:rFonts w:ascii="Times New Roman" w:hAnsi="Times New Roman" w:cs="Times New Roman"/>
+                <w:b w:val="0"/>
+                <w:i w:val="0"/>
+                <w:sz w:val="22"/>
               </w:rPr>
               <w:t>3</w:t>
             </w:r>
@@ -350,9 +413,13 @@
             <w:pPr>
               <w:jc w:val="center"/>
             </w:pPr>
+            <w:r/>
             <w:r>
               <w:rPr>
-                <w:sz w:val="20"/>
+                <w:rFonts w:ascii="Times New Roman" w:hAnsi="Times New Roman" w:cs="Times New Roman"/>
+                <w:b w:val="0"/>
+                <w:i w:val="0"/>
+                <w:sz w:val="22"/>
               </w:rPr>
               <w:t>14,2</w:t>
             </w:r>
@@ -366,9 +433,13 @@
             <w:pPr>
               <w:jc w:val="center"/>
             </w:pPr>
+            <w:r/>
             <w:r>
               <w:rPr>
-                <w:sz w:val="20"/>
+                <w:rFonts w:ascii="Times New Roman" w:hAnsi="Times New Roman" w:cs="Times New Roman"/>
+                <w:b w:val="0"/>
+                <w:i w:val="0"/>
+                <w:sz w:val="22"/>
               </w:rPr>
               <w:t>14,4</w:t>
             </w:r>
@@ -382,9 +453,13 @@
             <w:pPr>
               <w:jc w:val="center"/>
             </w:pPr>
+            <w:r/>
             <w:r>
               <w:rPr>
-                <w:sz w:val="20"/>
+                <w:rFonts w:ascii="Times New Roman" w:hAnsi="Times New Roman" w:cs="Times New Roman"/>
+                <w:b w:val="0"/>
+                <w:i w:val="0"/>
+                <w:sz w:val="22"/>
               </w:rPr>
               <w:t>30,4</w:t>
             </w:r>
@@ -400,9 +475,13 @@
             <w:pPr>
               <w:jc w:val="center"/>
             </w:pPr>
+            <w:r/>
             <w:r>
               <w:rPr>
-                <w:sz w:val="20"/>
+                <w:rFonts w:ascii="Times New Roman" w:hAnsi="Times New Roman" w:cs="Times New Roman"/>
+                <w:b w:val="0"/>
+                <w:i w:val="0"/>
+                <w:sz w:val="22"/>
               </w:rPr>
               <w:t>4</w:t>
             </w:r>
@@ -416,9 +495,13 @@
             <w:pPr>
               <w:jc w:val="center"/>
             </w:pPr>
+            <w:r/>
             <w:r>
               <w:rPr>
-                <w:sz w:val="20"/>
+                <w:rFonts w:ascii="Times New Roman" w:hAnsi="Times New Roman" w:cs="Times New Roman"/>
+                <w:b w:val="0"/>
+                <w:i w:val="0"/>
+                <w:sz w:val="22"/>
               </w:rPr>
               <w:t>11,6</w:t>
             </w:r>
@@ -432,9 +515,13 @@
             <w:pPr>
               <w:jc w:val="center"/>
             </w:pPr>
+            <w:r/>
             <w:r>
               <w:rPr>
-                <w:sz w:val="20"/>
+                <w:rFonts w:ascii="Times New Roman" w:hAnsi="Times New Roman" w:cs="Times New Roman"/>
+                <w:b w:val="0"/>
+                <w:i w:val="0"/>
+                <w:sz w:val="22"/>
               </w:rPr>
               <w:t>18,1</w:t>
             </w:r>
@@ -448,9 +535,13 @@
             <w:pPr>
               <w:jc w:val="center"/>
             </w:pPr>
+            <w:r/>
             <w:r>
               <w:rPr>
-                <w:sz w:val="20"/>
+                <w:rFonts w:ascii="Times New Roman" w:hAnsi="Times New Roman" w:cs="Times New Roman"/>
+                <w:b w:val="0"/>
+                <w:i w:val="0"/>
+                <w:sz w:val="22"/>
               </w:rPr>
               <w:t>36,1</w:t>
             </w:r>
@@ -466,9 +557,13 @@
             <w:pPr>
               <w:jc w:val="center"/>
             </w:pPr>
+            <w:r/>
             <w:r>
               <w:rPr>
-                <w:sz w:val="20"/>
+                <w:rFonts w:ascii="Times New Roman" w:hAnsi="Times New Roman" w:cs="Times New Roman"/>
+                <w:b w:val="0"/>
+                <w:i w:val="0"/>
+                <w:sz w:val="22"/>
               </w:rPr>
               <w:t>5</w:t>
             </w:r>
@@ -482,9 +577,13 @@
             <w:pPr>
               <w:jc w:val="center"/>
             </w:pPr>
+            <w:r/>
             <w:r>
               <w:rPr>
-                <w:sz w:val="20"/>
+                <w:rFonts w:ascii="Times New Roman" w:hAnsi="Times New Roman" w:cs="Times New Roman"/>
+                <w:b w:val="0"/>
+                <w:i w:val="0"/>
+                <w:sz w:val="22"/>
               </w:rPr>
               <w:t>12,7</w:t>
             </w:r>
@@ -498,9 +597,13 @@
             <w:pPr>
               <w:jc w:val="center"/>
             </w:pPr>
+            <w:r/>
             <w:r>
               <w:rPr>
-                <w:sz w:val="20"/>
+                <w:rFonts w:ascii="Times New Roman" w:hAnsi="Times New Roman" w:cs="Times New Roman"/>
+                <w:b w:val="0"/>
+                <w:i w:val="0"/>
+                <w:sz w:val="22"/>
               </w:rPr>
               <w:t>19,9</w:t>
             </w:r>
@@ -514,9 +617,13 @@
             <w:pPr>
               <w:jc w:val="center"/>
             </w:pPr>
+            <w:r/>
             <w:r>
               <w:rPr>
-                <w:sz w:val="20"/>
+                <w:rFonts w:ascii="Times New Roman" w:hAnsi="Times New Roman" w:cs="Times New Roman"/>
+                <w:b w:val="0"/>
+                <w:i w:val="0"/>
+                <w:sz w:val="22"/>
               </w:rPr>
               <w:t>32,8</w:t>
             </w:r>
@@ -532,9 +639,13 @@
             <w:pPr>
               <w:jc w:val="center"/>
             </w:pPr>
+            <w:r/>
             <w:r>
               <w:rPr>
-                <w:sz w:val="20"/>
+                <w:rFonts w:ascii="Times New Roman" w:hAnsi="Times New Roman" w:cs="Times New Roman"/>
+                <w:b w:val="0"/>
+                <w:i w:val="0"/>
+                <w:sz w:val="22"/>
               </w:rPr>
               <w:t>6</w:t>
             </w:r>
@@ -548,9 +659,13 @@
             <w:pPr>
               <w:jc w:val="center"/>
             </w:pPr>
+            <w:r/>
             <w:r>
               <w:rPr>
-                <w:sz w:val="20"/>
+                <w:rFonts w:ascii="Times New Roman" w:hAnsi="Times New Roman" w:cs="Times New Roman"/>
+                <w:b w:val="0"/>
+                <w:i w:val="0"/>
+                <w:sz w:val="22"/>
               </w:rPr>
               <w:t>14,4</w:t>
             </w:r>
@@ -564,9 +679,13 @@
             <w:pPr>
               <w:jc w:val="center"/>
             </w:pPr>
+            <w:r/>
             <w:r>
               <w:rPr>
-                <w:sz w:val="20"/>
+                <w:rFonts w:ascii="Times New Roman" w:hAnsi="Times New Roman" w:cs="Times New Roman"/>
+                <w:b w:val="0"/>
+                <w:i w:val="0"/>
+                <w:sz w:val="22"/>
               </w:rPr>
               <w:t>17,0</w:t>
             </w:r>
@@ -580,9 +699,13 @@
             <w:pPr>
               <w:jc w:val="center"/>
             </w:pPr>
+            <w:r/>
             <w:r>
               <w:rPr>
-                <w:sz w:val="20"/>
+                <w:rFonts w:ascii="Times New Roman" w:hAnsi="Times New Roman" w:cs="Times New Roman"/>
+                <w:b w:val="0"/>
+                <w:i w:val="0"/>
+                <w:sz w:val="22"/>
               </w:rPr>
               <w:t>29,5</w:t>
             </w:r>
@@ -598,9 +721,13 @@
             <w:pPr>
               <w:jc w:val="center"/>
             </w:pPr>
+            <w:r/>
             <w:r>
               <w:rPr>
-                <w:sz w:val="20"/>
+                <w:rFonts w:ascii="Times New Roman" w:hAnsi="Times New Roman" w:cs="Times New Roman"/>
+                <w:b w:val="0"/>
+                <w:i w:val="0"/>
+                <w:sz w:val="22"/>
               </w:rPr>
               <w:t>7</w:t>
             </w:r>
@@ -614,9 +741,13 @@
             <w:pPr>
               <w:jc w:val="center"/>
             </w:pPr>
+            <w:r/>
             <w:r>
               <w:rPr>
-                <w:sz w:val="20"/>
+                <w:rFonts w:ascii="Times New Roman" w:hAnsi="Times New Roman" w:cs="Times New Roman"/>
+                <w:b w:val="0"/>
+                <w:i w:val="0"/>
+                <w:sz w:val="22"/>
               </w:rPr>
               <w:t>18,4</w:t>
             </w:r>
@@ -630,9 +761,13 @@
             <w:pPr>
               <w:jc w:val="center"/>
             </w:pPr>
+            <w:r/>
             <w:r>
               <w:rPr>
-                <w:sz w:val="20"/>
+                <w:rFonts w:ascii="Times New Roman" w:hAnsi="Times New Roman" w:cs="Times New Roman"/>
+                <w:b w:val="0"/>
+                <w:i w:val="0"/>
+                <w:sz w:val="22"/>
               </w:rPr>
               <w:t>11,7</w:t>
             </w:r>
@@ -646,9 +781,13 @@
             <w:pPr>
               <w:jc w:val="center"/>
             </w:pPr>
+            <w:r/>
             <w:r>
               <w:rPr>
-                <w:sz w:val="20"/>
+                <w:rFonts w:ascii="Times New Roman" w:hAnsi="Times New Roman" w:cs="Times New Roman"/>
+                <w:b w:val="0"/>
+                <w:i w:val="0"/>
+                <w:sz w:val="22"/>
               </w:rPr>
               <w:t>23,2</w:t>
             </w:r>
@@ -664,9 +803,13 @@
             <w:pPr>
               <w:jc w:val="center"/>
             </w:pPr>
+            <w:r/>
             <w:r>
               <w:rPr>
-                <w:sz w:val="20"/>
+                <w:rFonts w:ascii="Times New Roman" w:hAnsi="Times New Roman" w:cs="Times New Roman"/>
+                <w:b w:val="0"/>
+                <w:i w:val="0"/>
+                <w:sz w:val="22"/>
               </w:rPr>
               <w:t>8</w:t>
             </w:r>
@@ -680,9 +823,13 @@
             <w:pPr>
               <w:jc w:val="center"/>
             </w:pPr>
+            <w:r/>
             <w:r>
               <w:rPr>
-                <w:sz w:val="20"/>
+                <w:rFonts w:ascii="Times New Roman" w:hAnsi="Times New Roman" w:cs="Times New Roman"/>
+                <w:b w:val="0"/>
+                <w:i w:val="0"/>
+                <w:sz w:val="22"/>
               </w:rPr>
               <w:t>15,8</w:t>
             </w:r>
@@ -696,9 +843,13 @@
             <w:pPr>
               <w:jc w:val="center"/>
             </w:pPr>
+            <w:r/>
             <w:r>
               <w:rPr>
-                <w:sz w:val="20"/>
+                <w:rFonts w:ascii="Times New Roman" w:hAnsi="Times New Roman" w:cs="Times New Roman"/>
+                <w:b w:val="0"/>
+                <w:i w:val="0"/>
+                <w:sz w:val="22"/>
               </w:rPr>
               <w:t>8,0</w:t>
             </w:r>
@@ -712,9 +863,13 @@
             <w:pPr>
               <w:jc w:val="center"/>
             </w:pPr>
+            <w:r/>
             <w:r>
               <w:rPr>
-                <w:sz w:val="20"/>
+                <w:rFonts w:ascii="Times New Roman" w:hAnsi="Times New Roman" w:cs="Times New Roman"/>
+                <w:b w:val="0"/>
+                <w:i w:val="0"/>
+                <w:sz w:val="22"/>
               </w:rPr>
               <w:t>20,9</w:t>
             </w:r>
@@ -730,9 +885,13 @@
             <w:pPr>
               <w:jc w:val="center"/>
             </w:pPr>
+            <w:r/>
             <w:r>
               <w:rPr>
-                <w:sz w:val="20"/>
+                <w:rFonts w:ascii="Times New Roman" w:hAnsi="Times New Roman" w:cs="Times New Roman"/>
+                <w:b w:val="0"/>
+                <w:i w:val="0"/>
+                <w:sz w:val="22"/>
               </w:rPr>
               <w:t>Σ</w:t>
             </w:r>
@@ -746,9 +905,13 @@
             <w:pPr>
               <w:jc w:val="center"/>
             </w:pPr>
+            <w:r/>
             <w:r>
               <w:rPr>
-                <w:sz w:val="20"/>
+                <w:rFonts w:ascii="Times New Roman" w:hAnsi="Times New Roman" w:cs="Times New Roman"/>
+                <w:b w:val="0"/>
+                <w:i w:val="0"/>
+                <w:sz w:val="22"/>
               </w:rPr>
               <w:t>112,6</w:t>
             </w:r>
@@ -762,9 +925,13 @@
             <w:pPr>
               <w:jc w:val="center"/>
             </w:pPr>
+            <w:r/>
             <w:r>
               <w:rPr>
-                <w:sz w:val="20"/>
+                <w:rFonts w:ascii="Times New Roman" w:hAnsi="Times New Roman" w:cs="Times New Roman"/>
+                <w:b w:val="0"/>
+                <w:i w:val="0"/>
+                <w:sz w:val="22"/>
               </w:rPr>
               <w:t>127,5</w:t>
             </w:r>
@@ -778,9 +945,13 @@
             <w:pPr>
               <w:jc w:val="center"/>
             </w:pPr>
+            <w:r/>
             <w:r>
               <w:rPr>
-                <w:sz w:val="20"/>
+                <w:rFonts w:ascii="Times New Roman" w:hAnsi="Times New Roman" w:cs="Times New Roman"/>
+                <w:b w:val="0"/>
+                <w:i w:val="0"/>
+                <w:sz w:val="22"/>
               </w:rPr>
               <w:t>241,1</w:t>
             </w:r>
@@ -796,9 +967,13 @@
             <w:pPr>
               <w:jc w:val="center"/>
             </w:pPr>
+            <w:r/>
             <w:r>
               <w:rPr>
-                <w:sz w:val="20"/>
+                <w:rFonts w:ascii="Times New Roman" w:hAnsi="Times New Roman" w:cs="Times New Roman"/>
+                <w:b w:val="0"/>
+                <w:i w:val="0"/>
+                <w:sz w:val="22"/>
               </w:rPr>
               <w:t>Середнє</w:t>
             </w:r>
@@ -812,11 +987,15 @@
             <w:pPr>
               <w:jc w:val="center"/>
             </w:pPr>
+            <w:r/>
             <w:r>
               <w:rPr>
-                <w:sz w:val="20"/>
+                <w:rFonts w:ascii="Times New Roman" w:hAnsi="Times New Roman" w:cs="Times New Roman"/>
+                <w:b w:val="0"/>
+                <w:i w:val="0"/>
+                <w:sz w:val="22"/>
               </w:rPr>
-              <w:t>14,08 (X̄₁)</w:t>
+              <w:t>14,08</w:t>
             </w:r>
           </w:p>
         </w:tc>
@@ -828,11 +1007,15 @@
             <w:pPr>
               <w:jc w:val="center"/>
             </w:pPr>
+            <w:r/>
             <w:r>
               <w:rPr>
-                <w:sz w:val="20"/>
+                <w:rFonts w:ascii="Times New Roman" w:hAnsi="Times New Roman" w:cs="Times New Roman"/>
+                <w:b w:val="0"/>
+                <w:i w:val="0"/>
+                <w:sz w:val="22"/>
               </w:rPr>
-              <w:t>15,94 (X̄₂)</w:t>
+              <w:t>15,94</w:t>
             </w:r>
           </w:p>
         </w:tc>
@@ -844,11 +1027,15 @@
             <w:pPr>
               <w:jc w:val="center"/>
             </w:pPr>
+            <w:r/>
             <w:r>
               <w:rPr>
-                <w:sz w:val="20"/>
+                <w:rFonts w:ascii="Times New Roman" w:hAnsi="Times New Roman" w:cs="Times New Roman"/>
+                <w:b w:val="0"/>
+                <w:i w:val="0"/>
+                <w:sz w:val="22"/>
               </w:rPr>
-              <w:t>30,14 (Ȳ)</w:t>
+              <w:t>30,14</w:t>
             </w:r>
           </w:p>
         </w:tc>
@@ -857,17 +1044,20 @@
     <w:p>
       <w:r>
         <w:rPr>
+          <w:rFonts w:ascii="Times New Roman" w:hAnsi="Times New Roman" w:cs="Times New Roman"/>
           <w:b w:val="0"/>
           <w:i w:val="0"/>
-          <w:sz w:val="24"/>
+          <w:sz w:val="28"/>
         </w:rPr>
       </w:r>
     </w:p>
     <w:p>
       <w:r>
         <w:rPr>
+          <w:rFonts w:ascii="Times New Roman" w:hAnsi="Times New Roman" w:cs="Times New Roman"/>
           <w:b/>
-          <w:sz w:val="24"/>
+          <w:i w:val="0"/>
+          <w:sz w:val="28"/>
         </w:rPr>
         <w:t>2. Виконання в програмі JASP</w:t>
       </w:r>
@@ -875,67 +1065,75 @@
     <w:p>
       <w:r>
         <w:rPr>
+          <w:rFonts w:ascii="Times New Roman" w:hAnsi="Times New Roman" w:cs="Times New Roman"/>
           <w:b w:val="0"/>
           <w:i w:val="0"/>
-          <w:sz w:val="24"/>
+          <w:sz w:val="28"/>
         </w:rPr>
-        <w:t>1) Відкрито програму JASP та завантажено дані (File → Open → файл Excel з даними ЛР №4).</w:t>
+        <w:t>1) Відкрито JASP та завантажено дані (File → Open → Excel файл з даними ЛР №4).</w:t>
       </w:r>
     </w:p>
     <w:p>
       <w:r>
         <w:rPr>
+          <w:rFonts w:ascii="Times New Roman" w:hAnsi="Times New Roman" w:cs="Times New Roman"/>
           <w:b w:val="0"/>
           <w:i w:val="0"/>
-          <w:sz w:val="24"/>
+          <w:sz w:val="28"/>
         </w:rPr>
-        <w:t>2) У верхньому меню обрано Regression → Linear Regression.</w:t>
+        <w:t>2) Меню: Regression → Linear Regression.</w:t>
       </w:r>
     </w:p>
     <w:p>
       <w:r>
         <w:rPr>
+          <w:rFonts w:ascii="Times New Roman" w:hAnsi="Times New Roman" w:cs="Times New Roman"/>
           <w:b w:val="0"/>
           <w:i w:val="0"/>
-          <w:sz w:val="24"/>
+          <w:sz w:val="28"/>
         </w:rPr>
-        <w:t>3) Задано змінні: Y перетягнуто у поле Dependent Variable, X₁ та X₂ — у поле Covariates.</w:t>
+        <w:t>3) Y → Dependent Variable; X₁ та X₂ → Covariates.</w:t>
       </w:r>
     </w:p>
     <w:p>
       <w:r>
         <w:rPr>
+          <w:rFonts w:ascii="Times New Roman" w:hAnsi="Times New Roman" w:cs="Times New Roman"/>
           <w:b w:val="0"/>
           <w:i w:val="0"/>
-          <w:sz w:val="24"/>
+          <w:sz w:val="28"/>
         </w:rPr>
-        <w:t>4) У вкладці Statistics → Display активовано: Descriptives, Statistics та Regression equation.</w:t>
+        <w:t>4) Statistics → Display: активовано Descriptives, Statistics та Regression equation.</w:t>
       </w:r>
     </w:p>
     <w:p>
       <w:r>
         <w:rPr>
+          <w:rFonts w:ascii="Times New Roman" w:hAnsi="Times New Roman" w:cs="Times New Roman"/>
           <w:b w:val="0"/>
           <w:i w:val="0"/>
-          <w:sz w:val="24"/>
+          <w:sz w:val="28"/>
         </w:rPr>
-        <w:t>5) У вкладці Plots → Other Plots активовано Marginal effects plots (з підпунктами Confidence interval та Prediction interval).</w:t>
+        <w:t>5) Plots → Other Plots: активовано Marginal effects plots (Confidence interval + Prediction interval).</w:t>
       </w:r>
     </w:p>
     <w:p>
       <w:r>
         <w:rPr>
+          <w:rFonts w:ascii="Times New Roman" w:hAnsi="Times New Roman" w:cs="Times New Roman"/>
           <w:b w:val="0"/>
           <w:i w:val="0"/>
-          <w:sz w:val="24"/>
+          <w:sz w:val="28"/>
         </w:rPr>
       </w:r>
     </w:p>
     <w:p>
       <w:r>
         <w:rPr>
+          <w:rFonts w:ascii="Times New Roman" w:hAnsi="Times New Roman" w:cs="Times New Roman"/>
           <w:b/>
-          <w:sz w:val="24"/>
+          <w:i w:val="0"/>
+          <w:sz w:val="28"/>
         </w:rPr>
         <w:t>3. Результати JASP</w:t>
       </w:r>
@@ -943,453 +1141,592 @@
     <w:p>
       <w:r>
         <w:rPr>
-          <w:b/>
+          <w:rFonts w:ascii="Times New Roman" w:hAnsi="Times New Roman" w:cs="Times New Roman"/>
+          <w:b w:val="0"/>
           <w:i w:val="0"/>
-          <w:sz w:val="24"/>
+          <w:sz w:val="28"/>
         </w:rPr>
-        <w:t>Таблиця 9.2 – Описові статистики (Descriptives)</w:t>
-      </w:r>
-    </w:p>
-    <w:tbl>
-      <w:tblPr>
-        <w:tblStyle w:val="TableGrid"/>
-        <w:tblW w:type="auto" w:w="0"/>
-        <w:tblLook w:firstColumn="1" w:firstRow="1" w:lastColumn="0" w:lastRow="0" w:noHBand="0" w:noVBand="1" w:val="04A0"/>
-      </w:tblPr>
-      <w:tblGrid>
-        <w:gridCol w:w="1662"/>
-        <w:gridCol w:w="1662"/>
-        <w:gridCol w:w="1662"/>
-        <w:gridCol w:w="1662"/>
-        <w:gridCol w:w="1662"/>
-        <w:gridCol w:w="1662"/>
-      </w:tblGrid>
-      <w:tr>
-        <w:tc>
-          <w:tcPr>
-            <w:tcW w:type="dxa" w:w="1662"/>
-          </w:tcPr>
-          <w:p>
-            <w:pPr>
-              <w:jc w:val="center"/>
-            </w:pPr>
-            <w:r>
-              <w:rPr>
-                <w:b/>
-                <w:sz w:val="20"/>
-              </w:rPr>
-              <w:t>Змінна</w:t>
-            </w:r>
-          </w:p>
-        </w:tc>
-        <w:tc>
-          <w:tcPr>
-            <w:tcW w:type="dxa" w:w="1662"/>
-          </w:tcPr>
-          <w:p>
-            <w:pPr>
-              <w:jc w:val="center"/>
-            </w:pPr>
-            <w:r>
-              <w:rPr>
-                <w:b/>
-                <w:sz w:val="20"/>
-              </w:rPr>
-              <w:t>N</w:t>
-            </w:r>
-          </w:p>
-        </w:tc>
-        <w:tc>
-          <w:tcPr>
-            <w:tcW w:type="dxa" w:w="1662"/>
-          </w:tcPr>
-          <w:p>
-            <w:pPr>
-              <w:jc w:val="center"/>
-            </w:pPr>
-            <w:r>
-              <w:rPr>
-                <w:b/>
-                <w:sz w:val="20"/>
-              </w:rPr>
-              <w:t>Медіана</w:t>
-            </w:r>
-          </w:p>
-        </w:tc>
-        <w:tc>
-          <w:tcPr>
-            <w:tcW w:type="dxa" w:w="1662"/>
-          </w:tcPr>
-          <w:p>
-            <w:pPr>
-              <w:jc w:val="center"/>
-            </w:pPr>
-            <w:r>
-              <w:rPr>
-                <w:b/>
-                <w:sz w:val="20"/>
-              </w:rPr>
-              <w:t>Середнє</w:t>
-            </w:r>
-          </w:p>
-        </w:tc>
-        <w:tc>
-          <w:tcPr>
-            <w:tcW w:type="dxa" w:w="1662"/>
-          </w:tcPr>
-          <w:p>
-            <w:pPr>
-              <w:jc w:val="center"/>
-            </w:pPr>
-            <w:r>
-              <w:rPr>
-                <w:b/>
-                <w:sz w:val="20"/>
-              </w:rPr>
-              <w:t>Стд. відхилення (SD)</w:t>
-            </w:r>
-          </w:p>
-        </w:tc>
-        <w:tc>
-          <w:tcPr>
-            <w:tcW w:type="dxa" w:w="1662"/>
-          </w:tcPr>
-          <w:p>
-            <w:pPr>
-              <w:jc w:val="center"/>
-            </w:pPr>
-            <w:r>
-              <w:rPr>
-                <w:b/>
-                <w:sz w:val="20"/>
-              </w:rPr>
-              <w:t>Стандартна похибка (SE)</w:t>
-            </w:r>
-          </w:p>
-        </w:tc>
-      </w:tr>
-      <w:tr>
-        <w:tc>
-          <w:tcPr>
-            <w:tcW w:type="dxa" w:w="1662"/>
-          </w:tcPr>
-          <w:p>
-            <w:pPr>
-              <w:jc w:val="center"/>
-            </w:pPr>
-            <w:r>
-              <w:rPr>
-                <w:sz w:val="20"/>
-              </w:rPr>
-              <w:t>Y</w:t>
-            </w:r>
-          </w:p>
-        </w:tc>
-        <w:tc>
-          <w:tcPr>
-            <w:tcW w:type="dxa" w:w="1662"/>
-          </w:tcPr>
-          <w:p>
-            <w:pPr>
-              <w:jc w:val="center"/>
-            </w:pPr>
-            <w:r>
-              <w:rPr>
-                <w:sz w:val="20"/>
-              </w:rPr>
-              <w:t>8</w:t>
-            </w:r>
-          </w:p>
-        </w:tc>
-        <w:tc>
-          <w:tcPr>
-            <w:tcW w:type="dxa" w:w="1662"/>
-          </w:tcPr>
-          <w:p>
-            <w:pPr>
-              <w:jc w:val="center"/>
-            </w:pPr>
-            <w:r>
-              <w:rPr>
-                <w:sz w:val="20"/>
-              </w:rPr>
-              <w:t>31,15</w:t>
-            </w:r>
-          </w:p>
-        </w:tc>
-        <w:tc>
-          <w:tcPr>
-            <w:tcW w:type="dxa" w:w="1662"/>
-          </w:tcPr>
-          <w:p>
-            <w:pPr>
-              <w:jc w:val="center"/>
-            </w:pPr>
-            <w:r>
-              <w:rPr>
-                <w:sz w:val="20"/>
-              </w:rPr>
-              <w:t>30,14</w:t>
-            </w:r>
-          </w:p>
-        </w:tc>
-        <w:tc>
-          <w:tcPr>
-            <w:tcW w:type="dxa" w:w="1662"/>
-          </w:tcPr>
-          <w:p>
-            <w:pPr>
-              <w:jc w:val="center"/>
-            </w:pPr>
-            <w:r>
-              <w:rPr>
-                <w:sz w:val="20"/>
-              </w:rPr>
-              <w:t>5,576</w:t>
-            </w:r>
-          </w:p>
-        </w:tc>
-        <w:tc>
-          <w:tcPr>
-            <w:tcW w:type="dxa" w:w="1662"/>
-          </w:tcPr>
-          <w:p>
-            <w:pPr>
-              <w:jc w:val="center"/>
-            </w:pPr>
-            <w:r>
-              <w:rPr>
-                <w:sz w:val="20"/>
-              </w:rPr>
-              <w:t>1,971</w:t>
-            </w:r>
-          </w:p>
-        </w:tc>
-      </w:tr>
-      <w:tr>
-        <w:tc>
-          <w:tcPr>
-            <w:tcW w:type="dxa" w:w="1662"/>
-          </w:tcPr>
-          <w:p>
-            <w:pPr>
-              <w:jc w:val="center"/>
-            </w:pPr>
-            <w:r>
-              <w:rPr>
-                <w:sz w:val="20"/>
-              </w:rPr>
-              <w:t>X₁ (обігові кошти)</w:t>
-            </w:r>
-          </w:p>
-        </w:tc>
-        <w:tc>
-          <w:tcPr>
-            <w:tcW w:type="dxa" w:w="1662"/>
-          </w:tcPr>
-          <w:p>
-            <w:pPr>
-              <w:jc w:val="center"/>
-            </w:pPr>
-            <w:r>
-              <w:rPr>
-                <w:sz w:val="20"/>
-              </w:rPr>
-              <w:t>8</w:t>
-            </w:r>
-          </w:p>
-        </w:tc>
-        <w:tc>
-          <w:tcPr>
-            <w:tcW w:type="dxa" w:w="1662"/>
-          </w:tcPr>
-          <w:p>
-            <w:pPr>
-              <w:jc w:val="center"/>
-            </w:pPr>
-            <w:r>
-              <w:rPr>
-                <w:sz w:val="20"/>
-              </w:rPr>
-              <w:t>17,30</w:t>
-            </w:r>
-          </w:p>
-        </w:tc>
-        <w:tc>
-          <w:tcPr>
-            <w:tcW w:type="dxa" w:w="1662"/>
-          </w:tcPr>
-          <w:p>
-            <w:pPr>
-              <w:jc w:val="center"/>
-            </w:pPr>
-            <w:r>
-              <w:rPr>
-                <w:sz w:val="20"/>
-              </w:rPr>
-              <w:t>15,94</w:t>
-            </w:r>
-          </w:p>
-        </w:tc>
-        <w:tc>
-          <w:tcPr>
-            <w:tcW w:type="dxa" w:w="1662"/>
-          </w:tcPr>
-          <w:p>
-            <w:pPr>
-              <w:jc w:val="center"/>
-            </w:pPr>
-            <w:r>
-              <w:rPr>
-                <w:sz w:val="20"/>
-              </w:rPr>
-              <w:t>4,330</w:t>
-            </w:r>
-          </w:p>
-        </w:tc>
-        <w:tc>
-          <w:tcPr>
-            <w:tcW w:type="dxa" w:w="1662"/>
-          </w:tcPr>
-          <w:p>
-            <w:pPr>
-              <w:jc w:val="center"/>
-            </w:pPr>
-            <w:r>
-              <w:rPr>
-                <w:sz w:val="20"/>
-              </w:rPr>
-              <w:t>1,531</w:t>
-            </w:r>
-          </w:p>
-        </w:tc>
-      </w:tr>
-      <w:tr>
-        <w:tc>
-          <w:tcPr>
-            <w:tcW w:type="dxa" w:w="1662"/>
-          </w:tcPr>
-          <w:p>
-            <w:pPr>
-              <w:jc w:val="center"/>
-            </w:pPr>
-            <w:r>
-              <w:rPr>
-                <w:sz w:val="20"/>
-              </w:rPr>
-              <w:t>X₂ (чисельність)</w:t>
-            </w:r>
-          </w:p>
-        </w:tc>
-        <w:tc>
-          <w:tcPr>
-            <w:tcW w:type="dxa" w:w="1662"/>
-          </w:tcPr>
-          <w:p>
-            <w:pPr>
-              <w:jc w:val="center"/>
-            </w:pPr>
-            <w:r>
-              <w:rPr>
-                <w:sz w:val="20"/>
-              </w:rPr>
-              <w:t>8</w:t>
-            </w:r>
-          </w:p>
-        </w:tc>
-        <w:tc>
-          <w:tcPr>
-            <w:tcW w:type="dxa" w:w="1662"/>
-          </w:tcPr>
-          <w:p>
-            <w:pPr>
-              <w:jc w:val="center"/>
-            </w:pPr>
-            <w:r>
-              <w:rPr>
-                <w:sz w:val="20"/>
-              </w:rPr>
-              <w:t>13,85</w:t>
-            </w:r>
-          </w:p>
-        </w:tc>
-        <w:tc>
-          <w:tcPr>
-            <w:tcW w:type="dxa" w:w="1662"/>
-          </w:tcPr>
-          <w:p>
-            <w:pPr>
-              <w:jc w:val="center"/>
-            </w:pPr>
-            <w:r>
-              <w:rPr>
-                <w:sz w:val="20"/>
-              </w:rPr>
-              <w:t>14,08</w:t>
-            </w:r>
-          </w:p>
-        </w:tc>
-        <w:tc>
-          <w:tcPr>
-            <w:tcW w:type="dxa" w:w="1662"/>
-          </w:tcPr>
-          <w:p>
-            <w:pPr>
-              <w:jc w:val="center"/>
-            </w:pPr>
-            <w:r>
-              <w:rPr>
-                <w:sz w:val="20"/>
-              </w:rPr>
-              <w:t>2,219</w:t>
-            </w:r>
-          </w:p>
-        </w:tc>
-        <w:tc>
-          <w:tcPr>
-            <w:tcW w:type="dxa" w:w="1662"/>
-          </w:tcPr>
-          <w:p>
-            <w:pPr>
-              <w:jc w:val="center"/>
-            </w:pPr>
-            <w:r>
-              <w:rPr>
-                <w:sz w:val="20"/>
-              </w:rPr>
-              <w:t>0,784</w:t>
-            </w:r>
-          </w:p>
-        </w:tc>
-      </w:tr>
-    </w:tbl>
-    <w:p>
-      <w:r>
-        <w:rPr>
-          <w:b w:val="0"/>
-          <w:i/>
-          <w:sz w:val="24"/>
-        </w:rPr>
-        <w:t>Примітка: у JASP змінні позначено X₁/X₂ відповідно до порядку введення (X₁ = обігові кошти, X₂ = чисельність робітників).</w:t>
+        <w:t>На рисунку 9.1 наведено описові статистики змінних, отримані у JASP:</w:t>
       </w:r>
     </w:p>
     <w:p>
       <w:r>
         <w:rPr>
+          <w:rFonts w:ascii="Times New Roman" w:hAnsi="Times New Roman" w:cs="Times New Roman"/>
           <w:b w:val="0"/>
           <w:i w:val="0"/>
+          <w:sz w:val="28"/>
+        </w:rPr>
+      </w:r>
+    </w:p>
+    <w:p>
+      <w:pPr>
+        <w:jc w:val="center"/>
+      </w:pPr>
+      <w:r>
+        <w:drawing>
+          <wp:inline xmlns:a="http://schemas.openxmlformats.org/drawingml/2006/main" xmlns:pic="http://schemas.openxmlformats.org/drawingml/2006/picture">
+            <wp:extent cx="4320000" cy="3466667"/>
+            <wp:docPr id="1" name="Picture 1"/>
+            <wp:cNvGraphicFramePr>
+              <a:graphicFrameLocks noChangeAspect="1"/>
+            </wp:cNvGraphicFramePr>
+            <a:graphic>
+              <a:graphicData uri="http://schemas.openxmlformats.org/drawingml/2006/picture">
+                <pic:pic>
+                  <pic:nvPicPr>
+                    <pic:cNvPr id="0" name="результати з 5 лб.png"/>
+                    <pic:cNvPicPr/>
+                  </pic:nvPicPr>
+                  <pic:blipFill>
+                    <a:blip r:embed="rId9"/>
+                    <a:stretch>
+                      <a:fillRect/>
+                    </a:stretch>
+                  </pic:blipFill>
+                  <pic:spPr>
+                    <a:xfrm>
+                      <a:off x="0" y="0"/>
+                      <a:ext cx="4320000" cy="3466667"/>
+                    </a:xfrm>
+                    <a:prstGeom prst="rect"/>
+                  </pic:spPr>
+                </pic:pic>
+              </a:graphicData>
+            </a:graphic>
+          </wp:inline>
+        </w:drawing>
+      </w:r>
+    </w:p>
+    <w:p>
+      <w:pPr>
+        <w:jc w:val="center"/>
+      </w:pPr>
+      <w:r>
+        <w:rPr>
+          <w:rFonts w:ascii="Times New Roman" w:hAnsi="Times New Roman" w:cs="Times New Roman"/>
+          <w:b w:val="0"/>
+          <w:i/>
           <w:sz w:val="24"/>
+        </w:rPr>
+        <w:t>Рисунок 9.1 – Описові статистики (Descriptive Statistics) у JASP</w:t>
+      </w:r>
+    </w:p>
+    <w:p>
+      <w:r>
+        <w:rPr>
+          <w:rFonts w:ascii="Times New Roman" w:hAnsi="Times New Roman" w:cs="Times New Roman"/>
+          <w:b w:val="0"/>
+          <w:i w:val="0"/>
+          <w:sz w:val="28"/>
         </w:rPr>
       </w:r>
     </w:p>
     <w:p>
       <w:r>
         <w:rPr>
+          <w:rFonts w:ascii="Times New Roman" w:hAnsi="Times New Roman" w:cs="Times New Roman"/>
+          <w:b w:val="0"/>
+          <w:i w:val="0"/>
+          <w:sz w:val="28"/>
+        </w:rPr>
+        <w:t>На рисунку 9.2 наведено матрицю парних кореляцій між змінними:</w:t>
+      </w:r>
+    </w:p>
+    <w:p>
+      <w:r>
+        <w:rPr>
+          <w:rFonts w:ascii="Times New Roman" w:hAnsi="Times New Roman" w:cs="Times New Roman"/>
+          <w:b w:val="0"/>
+          <w:i w:val="0"/>
+          <w:sz w:val="28"/>
+        </w:rPr>
+      </w:r>
+    </w:p>
+    <w:p>
+      <w:pPr>
+        <w:jc w:val="center"/>
+      </w:pPr>
+      <w:r>
+        <w:drawing>
+          <wp:inline xmlns:a="http://schemas.openxmlformats.org/drawingml/2006/main" xmlns:pic="http://schemas.openxmlformats.org/drawingml/2006/picture">
+            <wp:extent cx="3960000" cy="2661639"/>
+            <wp:docPr id="2" name="Picture 2"/>
+            <wp:cNvGraphicFramePr>
+              <a:graphicFrameLocks noChangeAspect="1"/>
+            </wp:cNvGraphicFramePr>
+            <a:graphic>
+              <a:graphicData uri="http://schemas.openxmlformats.org/drawingml/2006/picture">
+                <pic:pic>
+                  <pic:nvPicPr>
+                    <pic:cNvPr id="0" name="результати з 5 лб(2).png"/>
+                    <pic:cNvPicPr/>
+                  </pic:nvPicPr>
+                  <pic:blipFill>
+                    <a:blip r:embed="rId10"/>
+                    <a:stretch>
+                      <a:fillRect/>
+                    </a:stretch>
+                  </pic:blipFill>
+                  <pic:spPr>
+                    <a:xfrm>
+                      <a:off x="0" y="0"/>
+                      <a:ext cx="3960000" cy="2661639"/>
+                    </a:xfrm>
+                    <a:prstGeom prst="rect"/>
+                  </pic:spPr>
+                </pic:pic>
+              </a:graphicData>
+            </a:graphic>
+          </wp:inline>
+        </w:drawing>
+      </w:r>
+    </w:p>
+    <w:p>
+      <w:pPr>
+        <w:jc w:val="center"/>
+      </w:pPr>
+      <w:r>
+        <w:rPr>
+          <w:rFonts w:ascii="Times New Roman" w:hAnsi="Times New Roman" w:cs="Times New Roman"/>
+          <w:b w:val="0"/>
+          <w:i/>
+          <w:sz w:val="24"/>
+        </w:rPr>
+        <w:t>Рисунок 9.2 – Матриця кореляцій Пірсона (Pearson's Correlations) у JASP</w:t>
+      </w:r>
+    </w:p>
+    <w:p>
+      <w:r>
+        <w:rPr>
+          <w:rFonts w:ascii="Times New Roman" w:hAnsi="Times New Roman" w:cs="Times New Roman"/>
+          <w:b w:val="0"/>
+          <w:i w:val="0"/>
+          <w:sz w:val="28"/>
+        </w:rPr>
+      </w:r>
+    </w:p>
+    <w:p>
+      <w:r>
+        <w:rPr>
+          <w:rFonts w:ascii="Times New Roman" w:hAnsi="Times New Roman" w:cs="Times New Roman"/>
+          <w:b w:val="0"/>
+          <w:i w:val="0"/>
+          <w:sz w:val="28"/>
+        </w:rPr>
+        <w:t>На рисунку 9.3 наведено зведення моделі, ANOVA та коефіцієнти регресії:</w:t>
+      </w:r>
+    </w:p>
+    <w:p>
+      <w:r>
+        <w:rPr>
+          <w:rFonts w:ascii="Times New Roman" w:hAnsi="Times New Roman" w:cs="Times New Roman"/>
+          <w:b w:val="0"/>
+          <w:i w:val="0"/>
+          <w:sz w:val="28"/>
+        </w:rPr>
+      </w:r>
+    </w:p>
+    <w:p>
+      <w:pPr>
+        <w:jc w:val="center"/>
+      </w:pPr>
+      <w:r>
+        <w:drawing>
+          <wp:inline xmlns:a="http://schemas.openxmlformats.org/drawingml/2006/main" xmlns:pic="http://schemas.openxmlformats.org/drawingml/2006/picture">
+            <wp:extent cx="5400000" cy="5400000"/>
+            <wp:docPr id="3" name="Picture 3"/>
+            <wp:cNvGraphicFramePr>
+              <a:graphicFrameLocks noChangeAspect="1"/>
+            </wp:cNvGraphicFramePr>
+            <a:graphic>
+              <a:graphicData uri="http://schemas.openxmlformats.org/drawingml/2006/picture">
+                <pic:pic>
+                  <pic:nvPicPr>
+                    <pic:cNvPr id="0" name="результати з 5 лб(3).png"/>
+                    <pic:cNvPicPr/>
+                  </pic:nvPicPr>
+                  <pic:blipFill>
+                    <a:blip r:embed="rId11"/>
+                    <a:stretch>
+                      <a:fillRect/>
+                    </a:stretch>
+                  </pic:blipFill>
+                  <pic:spPr>
+                    <a:xfrm>
+                      <a:off x="0" y="0"/>
+                      <a:ext cx="5400000" cy="5400000"/>
+                    </a:xfrm>
+                    <a:prstGeom prst="rect"/>
+                  </pic:spPr>
+                </pic:pic>
+              </a:graphicData>
+            </a:graphic>
+          </wp:inline>
+        </w:drawing>
+      </w:r>
+    </w:p>
+    <w:p>
+      <w:pPr>
+        <w:jc w:val="center"/>
+      </w:pPr>
+      <w:r>
+        <w:rPr>
+          <w:rFonts w:ascii="Times New Roman" w:hAnsi="Times New Roman" w:cs="Times New Roman"/>
+          <w:b w:val="0"/>
+          <w:i/>
+          <w:sz w:val="24"/>
+        </w:rPr>
+        <w:t>Рисунок 9.3 – Зведення моделі, ANOVA та коефіцієнти (JASP)</w:t>
+      </w:r>
+    </w:p>
+    <w:p>
+      <w:r>
+        <w:rPr>
+          <w:rFonts w:ascii="Times New Roman" w:hAnsi="Times New Roman" w:cs="Times New Roman"/>
+          <w:b w:val="0"/>
+          <w:i w:val="0"/>
+          <w:sz w:val="28"/>
+        </w:rPr>
+      </w:r>
+    </w:p>
+    <w:p>
+      <w:r>
+        <w:rPr>
+          <w:rFonts w:ascii="Times New Roman" w:hAnsi="Times New Roman" w:cs="Times New Roman"/>
+          <w:b w:val="0"/>
+          <w:i w:val="0"/>
+          <w:sz w:val="28"/>
+        </w:rPr>
+        <w:t>На рисунку 9.4 наведено графік залишків відносно прогнозованих значень (Residuals vs Predicted):</w:t>
+      </w:r>
+    </w:p>
+    <w:p>
+      <w:r>
+        <w:rPr>
+          <w:rFonts w:ascii="Times New Roman" w:hAnsi="Times New Roman" w:cs="Times New Roman"/>
+          <w:b w:val="0"/>
+          <w:i w:val="0"/>
+          <w:sz w:val="28"/>
+        </w:rPr>
+      </w:r>
+    </w:p>
+    <w:p>
+      <w:pPr>
+        <w:jc w:val="center"/>
+      </w:pPr>
+      <w:r>
+        <w:drawing>
+          <wp:inline xmlns:a="http://schemas.openxmlformats.org/drawingml/2006/main" xmlns:pic="http://schemas.openxmlformats.org/drawingml/2006/picture">
+            <wp:extent cx="4320000" cy="3182400"/>
+            <wp:docPr id="4" name="Picture 4"/>
+            <wp:cNvGraphicFramePr>
+              <a:graphicFrameLocks noChangeAspect="1"/>
+            </wp:cNvGraphicFramePr>
+            <a:graphic>
+              <a:graphicData uri="http://schemas.openxmlformats.org/drawingml/2006/picture">
+                <pic:pic>
+                  <pic:nvPicPr>
+                    <pic:cNvPr id="0" name="результати з 5 лб графік.png"/>
+                    <pic:cNvPicPr/>
+                  </pic:nvPicPr>
+                  <pic:blipFill>
+                    <a:blip r:embed="rId12"/>
+                    <a:stretch>
+                      <a:fillRect/>
+                    </a:stretch>
+                  </pic:blipFill>
+                  <pic:spPr>
+                    <a:xfrm>
+                      <a:off x="0" y="0"/>
+                      <a:ext cx="4320000" cy="3182400"/>
+                    </a:xfrm>
+                    <a:prstGeom prst="rect"/>
+                  </pic:spPr>
+                </pic:pic>
+              </a:graphicData>
+            </a:graphic>
+          </wp:inline>
+        </w:drawing>
+      </w:r>
+    </w:p>
+    <w:p>
+      <w:pPr>
+        <w:jc w:val="center"/>
+      </w:pPr>
+      <w:r>
+        <w:rPr>
+          <w:rFonts w:ascii="Times New Roman" w:hAnsi="Times New Roman" w:cs="Times New Roman"/>
+          <w:b w:val="0"/>
+          <w:i/>
+          <w:sz w:val="24"/>
+        </w:rPr>
+        <w:t>Рисунок 9.4 – Графік залишків (Residuals vs. Predicted Values) у JASP</w:t>
+      </w:r>
+    </w:p>
+    <w:p>
+      <w:r>
+        <w:rPr>
+          <w:rFonts w:ascii="Times New Roman" w:hAnsi="Times New Roman" w:cs="Times New Roman"/>
+          <w:b w:val="0"/>
+          <w:i w:val="0"/>
+          <w:sz w:val="28"/>
+        </w:rPr>
+      </w:r>
+    </w:p>
+    <w:p>
+      <w:r>
+        <w:rPr>
+          <w:rFonts w:ascii="Times New Roman" w:hAnsi="Times New Roman" w:cs="Times New Roman"/>
+          <w:b w:val="0"/>
+          <w:i w:val="0"/>
+          <w:sz w:val="28"/>
+        </w:rPr>
+        <w:t>На рисунку 9.5 наведено кореляційний графік парних залежностей між змінними:</w:t>
+      </w:r>
+    </w:p>
+    <w:p>
+      <w:r>
+        <w:rPr>
+          <w:rFonts w:ascii="Times New Roman" w:hAnsi="Times New Roman" w:cs="Times New Roman"/>
+          <w:b w:val="0"/>
+          <w:i w:val="0"/>
+          <w:sz w:val="28"/>
+        </w:rPr>
+      </w:r>
+    </w:p>
+    <w:p>
+      <w:pPr>
+        <w:jc w:val="center"/>
+      </w:pPr>
+      <w:r>
+        <w:drawing>
+          <wp:inline xmlns:a="http://schemas.openxmlformats.org/drawingml/2006/main" xmlns:pic="http://schemas.openxmlformats.org/drawingml/2006/picture">
+            <wp:extent cx="5040000" cy="4404757"/>
+            <wp:docPr id="5" name="Picture 5"/>
+            <wp:cNvGraphicFramePr>
+              <a:graphicFrameLocks noChangeAspect="1"/>
+            </wp:cNvGraphicFramePr>
+            <a:graphic>
+              <a:graphicData uri="http://schemas.openxmlformats.org/drawingml/2006/picture">
+                <pic:pic>
+                  <pic:nvPicPr>
+                    <pic:cNvPr id="0" name="результати з 5 лб графіки.png"/>
+                    <pic:cNvPicPr/>
+                  </pic:nvPicPr>
+                  <pic:blipFill>
+                    <a:blip r:embed="rId13"/>
+                    <a:stretch>
+                      <a:fillRect/>
+                    </a:stretch>
+                  </pic:blipFill>
+                  <pic:spPr>
+                    <a:xfrm>
+                      <a:off x="0" y="0"/>
+                      <a:ext cx="5040000" cy="4404757"/>
+                    </a:xfrm>
+                    <a:prstGeom prst="rect"/>
+                  </pic:spPr>
+                </pic:pic>
+              </a:graphicData>
+            </a:graphic>
+          </wp:inline>
+        </w:drawing>
+      </w:r>
+    </w:p>
+    <w:p>
+      <w:pPr>
+        <w:jc w:val="center"/>
+      </w:pPr>
+      <w:r>
+        <w:rPr>
+          <w:rFonts w:ascii="Times New Roman" w:hAnsi="Times New Roman" w:cs="Times New Roman"/>
+          <w:b w:val="0"/>
+          <w:i/>
+          <w:sz w:val="24"/>
+        </w:rPr>
+        <w:t>Рисунок 9.5 – Кореляційний графік (Correlation plot) між X₁, X₂ та Y</w:t>
+      </w:r>
+    </w:p>
+    <w:p>
+      <w:r>
+        <w:rPr>
+          <w:rFonts w:ascii="Times New Roman" w:hAnsi="Times New Roman" w:cs="Times New Roman"/>
+          <w:b w:val="0"/>
+          <w:i w:val="0"/>
+          <w:sz w:val="28"/>
+        </w:rPr>
+      </w:r>
+    </w:p>
+    <w:p>
+      <w:r>
+        <w:rPr>
+          <w:rFonts w:ascii="Times New Roman" w:hAnsi="Times New Roman" w:cs="Times New Roman"/>
+          <w:b w:val="0"/>
+          <w:i w:val="0"/>
+          <w:sz w:val="28"/>
+        </w:rPr>
+        <w:t>На рисунку 9.6 наведено гістограми розподілу змінних X₁, X₂ та Y:</w:t>
+      </w:r>
+    </w:p>
+    <w:p>
+      <w:r>
+        <w:rPr>
+          <w:rFonts w:ascii="Times New Roman" w:hAnsi="Times New Roman" w:cs="Times New Roman"/>
+          <w:b w:val="0"/>
+          <w:i w:val="0"/>
+          <w:sz w:val="28"/>
+        </w:rPr>
+      </w:r>
+    </w:p>
+    <w:p>
+      <w:pPr>
+        <w:jc w:val="center"/>
+      </w:pPr>
+      <w:r>
+        <w:drawing>
+          <wp:inline xmlns:a="http://schemas.openxmlformats.org/drawingml/2006/main" xmlns:pic="http://schemas.openxmlformats.org/drawingml/2006/picture">
+            <wp:extent cx="5400000" cy="1532766"/>
+            <wp:docPr id="6" name="Picture 6"/>
+            <wp:cNvGraphicFramePr>
+              <a:graphicFrameLocks noChangeAspect="1"/>
+            </wp:cNvGraphicFramePr>
+            <a:graphic>
+              <a:graphicData uri="http://schemas.openxmlformats.org/drawingml/2006/picture">
+                <pic:pic>
+                  <pic:nvPicPr>
+                    <pic:cNvPr id="0" name="результати з 5 лб стовпчасті графіки.png"/>
+                    <pic:cNvPicPr/>
+                  </pic:nvPicPr>
+                  <pic:blipFill>
+                    <a:blip r:embed="rId14"/>
+                    <a:stretch>
+                      <a:fillRect/>
+                    </a:stretch>
+                  </pic:blipFill>
+                  <pic:spPr>
+                    <a:xfrm>
+                      <a:off x="0" y="0"/>
+                      <a:ext cx="5400000" cy="1532766"/>
+                    </a:xfrm>
+                    <a:prstGeom prst="rect"/>
+                  </pic:spPr>
+                </pic:pic>
+              </a:graphicData>
+            </a:graphic>
+          </wp:inline>
+        </w:drawing>
+      </w:r>
+    </w:p>
+    <w:p>
+      <w:pPr>
+        <w:jc w:val="center"/>
+      </w:pPr>
+      <w:r>
+        <w:rPr>
+          <w:rFonts w:ascii="Times New Roman" w:hAnsi="Times New Roman" w:cs="Times New Roman"/>
+          <w:b w:val="0"/>
+          <w:i/>
+          <w:sz w:val="24"/>
+        </w:rPr>
+        <w:t>Рисунок 9.6 – Гістограми розподілу змінних (Distribution Plots) у JASP</w:t>
+      </w:r>
+    </w:p>
+    <w:p>
+      <w:r>
+        <w:rPr>
+          <w:rFonts w:ascii="Times New Roman" w:hAnsi="Times New Roman" w:cs="Times New Roman"/>
+          <w:b w:val="0"/>
+          <w:i w:val="0"/>
+          <w:sz w:val="28"/>
+        </w:rPr>
+      </w:r>
+    </w:p>
+    <w:p>
+      <w:r>
+        <w:rPr>
+          <w:rFonts w:ascii="Times New Roman" w:hAnsi="Times New Roman" w:cs="Times New Roman"/>
           <w:b/>
           <w:i w:val="0"/>
-          <w:sz w:val="24"/>
+          <w:sz w:val="28"/>
         </w:rPr>
-        <w:t>Таблиця 9.3 – Матриця кореляцій (Pearson's Correlations)</w:t>
+        <w:t>Рівняння регресії, отримане у JASP:</w:t>
+      </w:r>
+    </w:p>
+    <w:p>
+      <w:r>
+        <w:rPr>
+          <w:rFonts w:ascii="Times New Roman" w:hAnsi="Times New Roman" w:cs="Times New Roman"/>
+          <w:b w:val="0"/>
+          <w:i w:val="0"/>
+          <w:sz w:val="28"/>
+        </w:rPr>
+        <w:t xml:space="preserve">    Ŷ = 43,13 + 0,529·X₁(JASP) − 1,522·X₂(JASP)</w:t>
+      </w:r>
+    </w:p>
+    <w:p>
+      <w:r>
+        <w:rPr>
+          <w:rFonts w:ascii="Times New Roman" w:hAnsi="Times New Roman" w:cs="Times New Roman"/>
+          <w:b w:val="0"/>
+          <w:i w:val="0"/>
+          <w:sz w:val="28"/>
+        </w:rPr>
+        <w:t>де в JASP: X₁ = обігові кошти (X₂ у ЛР №4–5), X₂ = чисельність робітників (X₁ у ЛР №4–5).</w:t>
+      </w:r>
+    </w:p>
+    <w:p>
+      <w:r>
+        <w:rPr>
+          <w:rFonts w:ascii="Times New Roman" w:hAnsi="Times New Roman" w:cs="Times New Roman"/>
+          <w:b/>
+          <w:i w:val="0"/>
+          <w:sz w:val="28"/>
+        </w:rPr>
+        <w:t>У позначеннях ЛР №4–5:</w:t>
+      </w:r>
+    </w:p>
+    <w:p>
+      <w:r>
+        <w:rPr>
+          <w:rFonts w:ascii="Times New Roman" w:hAnsi="Times New Roman" w:cs="Times New Roman"/>
+          <w:b w:val="0"/>
+          <w:i w:val="0"/>
+          <w:sz w:val="28"/>
+        </w:rPr>
+        <w:t xml:space="preserve">    Ŷ = 43,13 − 1,5224·X₁ + 0,5291·X₂</w:t>
+      </w:r>
+    </w:p>
+    <w:p>
+      <w:r>
+        <w:rPr>
+          <w:rFonts w:ascii="Times New Roman" w:hAnsi="Times New Roman" w:cs="Times New Roman"/>
+          <w:b w:val="0"/>
+          <w:i w:val="0"/>
+          <w:sz w:val="28"/>
+        </w:rPr>
+      </w:r>
+    </w:p>
+    <w:p>
+      <w:r>
+        <w:rPr>
+          <w:rFonts w:ascii="Times New Roman" w:hAnsi="Times New Roman" w:cs="Times New Roman"/>
+          <w:b/>
+          <w:i w:val="0"/>
+          <w:sz w:val="28"/>
+        </w:rPr>
+        <w:t>4. Порівняння результатів JASP з ЛР №4–5</w:t>
+      </w:r>
+    </w:p>
+    <w:p>
+      <w:r>
+        <w:rPr>
+          <w:rFonts w:ascii="Times New Roman" w:hAnsi="Times New Roman" w:cs="Times New Roman"/>
+          <w:b/>
+          <w:i w:val="0"/>
+          <w:sz w:val="28"/>
+        </w:rPr>
+        <w:t>Таблиця 9.2 – Порівняння параметрів двофакторної моделі</w:t>
       </w:r>
     </w:p>
     <w:tbl>
@@ -1413,12 +1750,15 @@
             <w:pPr>
               <w:jc w:val="center"/>
             </w:pPr>
+            <w:r/>
             <w:r>
               <w:rPr>
+                <w:rFonts w:ascii="Times New Roman" w:hAnsi="Times New Roman" w:cs="Times New Roman"/>
                 <w:b/>
-                <w:sz w:val="20"/>
+                <w:i w:val="0"/>
+                <w:sz w:val="22"/>
               </w:rPr>
-              <w:t>Змінна</w:t>
+              <w:t>Показник</w:t>
             </w:r>
           </w:p>
         </w:tc>
@@ -1430,12 +1770,15 @@
             <w:pPr>
               <w:jc w:val="center"/>
             </w:pPr>
+            <w:r/>
             <w:r>
               <w:rPr>
+                <w:rFonts w:ascii="Times New Roman" w:hAnsi="Times New Roman" w:cs="Times New Roman"/>
                 <w:b/>
-                <w:sz w:val="20"/>
+                <w:i w:val="0"/>
+                <w:sz w:val="22"/>
               </w:rPr>
-              <w:t>X₁ (обігові кошти)</w:t>
+              <w:t>ЛР №4–5 (вручну)</w:t>
             </w:r>
           </w:p>
         </w:tc>
@@ -1447,12 +1790,15 @@
             <w:pPr>
               <w:jc w:val="center"/>
             </w:pPr>
+            <w:r/>
             <w:r>
               <w:rPr>
+                <w:rFonts w:ascii="Times New Roman" w:hAnsi="Times New Roman" w:cs="Times New Roman"/>
                 <w:b/>
-                <w:sz w:val="20"/>
+                <w:i w:val="0"/>
+                <w:sz w:val="22"/>
               </w:rPr>
-              <w:t>X₂ (чисельність)</w:t>
+              <w:t>JASP</w:t>
             </w:r>
           </w:p>
         </w:tc>
@@ -1464,12 +1810,15 @@
             <w:pPr>
               <w:jc w:val="center"/>
             </w:pPr>
+            <w:r/>
             <w:r>
               <w:rPr>
+                <w:rFonts w:ascii="Times New Roman" w:hAnsi="Times New Roman" w:cs="Times New Roman"/>
                 <w:b/>
-                <w:sz w:val="20"/>
+                <w:i w:val="0"/>
+                <w:sz w:val="22"/>
               </w:rPr>
-              <w:t>Y</w:t>
+              <w:t>Збіг</w:t>
             </w:r>
           </w:p>
         </w:tc>
@@ -1483,11 +1832,15 @@
             <w:pPr>
               <w:jc w:val="center"/>
             </w:pPr>
+            <w:r/>
             <w:r>
               <w:rPr>
-                <w:sz w:val="20"/>
+                <w:rFonts w:ascii="Times New Roman" w:hAnsi="Times New Roman" w:cs="Times New Roman"/>
+                <w:b w:val="0"/>
+                <w:i w:val="0"/>
+                <w:sz w:val="22"/>
               </w:rPr>
-              <w:t>X₁ (обігові кошти)</w:t>
+              <w:t>a₀ (Intercept)</w:t>
             </w:r>
           </w:p>
         </w:tc>
@@ -1499,11 +1852,15 @@
             <w:pPr>
               <w:jc w:val="center"/>
             </w:pPr>
+            <w:r/>
             <w:r>
               <w:rPr>
-                <w:sz w:val="20"/>
+                <w:rFonts w:ascii="Times New Roman" w:hAnsi="Times New Roman" w:cs="Times New Roman"/>
+                <w:b w:val="0"/>
+                <w:i w:val="0"/>
+                <w:sz w:val="22"/>
               </w:rPr>
-              <w:t>—</w:t>
+              <w:t>43,1334</w:t>
             </w:r>
           </w:p>
         </w:tc>
@@ -1515,9 +1872,587 @@
             <w:pPr>
               <w:jc w:val="center"/>
             </w:pPr>
+            <w:r/>
             <w:r>
               <w:rPr>
-                <w:sz w:val="20"/>
+                <w:rFonts w:ascii="Times New Roman" w:hAnsi="Times New Roman" w:cs="Times New Roman"/>
+                <w:b w:val="0"/>
+                <w:i w:val="0"/>
+                <w:sz w:val="22"/>
+              </w:rPr>
+              <w:t>43,13</w:t>
+            </w:r>
+          </w:p>
+        </w:tc>
+        <w:tc>
+          <w:tcPr>
+            <w:tcW w:type="dxa" w:w="2493"/>
+          </w:tcPr>
+          <w:p>
+            <w:pPr>
+              <w:jc w:val="center"/>
+            </w:pPr>
+            <w:r/>
+            <w:r>
+              <w:rPr>
+                <w:rFonts w:ascii="Times New Roman" w:hAnsi="Times New Roman" w:cs="Times New Roman"/>
+                <w:b w:val="0"/>
+                <w:i w:val="0"/>
+                <w:sz w:val="22"/>
+              </w:rPr>
+              <w:t>✓</w:t>
+            </w:r>
+          </w:p>
+        </w:tc>
+      </w:tr>
+      <w:tr>
+        <w:tc>
+          <w:tcPr>
+            <w:tcW w:type="dxa" w:w="2493"/>
+          </w:tcPr>
+          <w:p>
+            <w:pPr>
+              <w:jc w:val="center"/>
+            </w:pPr>
+            <w:r/>
+            <w:r>
+              <w:rPr>
+                <w:rFonts w:ascii="Times New Roman" w:hAnsi="Times New Roman" w:cs="Times New Roman"/>
+                <w:b w:val="0"/>
+                <w:i w:val="0"/>
+                <w:sz w:val="22"/>
+              </w:rPr>
+              <w:t>a₁ (числ. робітників)</w:t>
+            </w:r>
+          </w:p>
+        </w:tc>
+        <w:tc>
+          <w:tcPr>
+            <w:tcW w:type="dxa" w:w="2493"/>
+          </w:tcPr>
+          <w:p>
+            <w:pPr>
+              <w:jc w:val="center"/>
+            </w:pPr>
+            <w:r/>
+            <w:r>
+              <w:rPr>
+                <w:rFonts w:ascii="Times New Roman" w:hAnsi="Times New Roman" w:cs="Times New Roman"/>
+                <w:b w:val="0"/>
+                <w:i w:val="0"/>
+                <w:sz w:val="22"/>
+              </w:rPr>
+              <w:t>−1,5224</w:t>
+            </w:r>
+          </w:p>
+        </w:tc>
+        <w:tc>
+          <w:tcPr>
+            <w:tcW w:type="dxa" w:w="2493"/>
+          </w:tcPr>
+          <w:p>
+            <w:pPr>
+              <w:jc w:val="center"/>
+            </w:pPr>
+            <w:r/>
+            <w:r>
+              <w:rPr>
+                <w:rFonts w:ascii="Times New Roman" w:hAnsi="Times New Roman" w:cs="Times New Roman"/>
+                <w:b w:val="0"/>
+                <w:i w:val="0"/>
+                <w:sz w:val="22"/>
+              </w:rPr>
+              <w:t>−1,522</w:t>
+            </w:r>
+          </w:p>
+        </w:tc>
+        <w:tc>
+          <w:tcPr>
+            <w:tcW w:type="dxa" w:w="2493"/>
+          </w:tcPr>
+          <w:p>
+            <w:pPr>
+              <w:jc w:val="center"/>
+            </w:pPr>
+            <w:r/>
+            <w:r>
+              <w:rPr>
+                <w:rFonts w:ascii="Times New Roman" w:hAnsi="Times New Roman" w:cs="Times New Roman"/>
+                <w:b w:val="0"/>
+                <w:i w:val="0"/>
+                <w:sz w:val="22"/>
+              </w:rPr>
+              <w:t>✓</w:t>
+            </w:r>
+          </w:p>
+        </w:tc>
+      </w:tr>
+      <w:tr>
+        <w:tc>
+          <w:tcPr>
+            <w:tcW w:type="dxa" w:w="2493"/>
+          </w:tcPr>
+          <w:p>
+            <w:pPr>
+              <w:jc w:val="center"/>
+            </w:pPr>
+            <w:r/>
+            <w:r>
+              <w:rPr>
+                <w:rFonts w:ascii="Times New Roman" w:hAnsi="Times New Roman" w:cs="Times New Roman"/>
+                <w:b w:val="0"/>
+                <w:i w:val="0"/>
+                <w:sz w:val="22"/>
+              </w:rPr>
+              <w:t>a₂ (обігові кошти)</w:t>
+            </w:r>
+          </w:p>
+        </w:tc>
+        <w:tc>
+          <w:tcPr>
+            <w:tcW w:type="dxa" w:w="2493"/>
+          </w:tcPr>
+          <w:p>
+            <w:pPr>
+              <w:jc w:val="center"/>
+            </w:pPr>
+            <w:r/>
+            <w:r>
+              <w:rPr>
+                <w:rFonts w:ascii="Times New Roman" w:hAnsi="Times New Roman" w:cs="Times New Roman"/>
+                <w:b w:val="0"/>
+                <w:i w:val="0"/>
+                <w:sz w:val="22"/>
+              </w:rPr>
+              <w:t>0,5291</w:t>
+            </w:r>
+          </w:p>
+        </w:tc>
+        <w:tc>
+          <w:tcPr>
+            <w:tcW w:type="dxa" w:w="2493"/>
+          </w:tcPr>
+          <w:p>
+            <w:pPr>
+              <w:jc w:val="center"/>
+            </w:pPr>
+            <w:r/>
+            <w:r>
+              <w:rPr>
+                <w:rFonts w:ascii="Times New Roman" w:hAnsi="Times New Roman" w:cs="Times New Roman"/>
+                <w:b w:val="0"/>
+                <w:i w:val="0"/>
+                <w:sz w:val="22"/>
+              </w:rPr>
+              <w:t>0,529</w:t>
+            </w:r>
+          </w:p>
+        </w:tc>
+        <w:tc>
+          <w:tcPr>
+            <w:tcW w:type="dxa" w:w="2493"/>
+          </w:tcPr>
+          <w:p>
+            <w:pPr>
+              <w:jc w:val="center"/>
+            </w:pPr>
+            <w:r/>
+            <w:r>
+              <w:rPr>
+                <w:rFonts w:ascii="Times New Roman" w:hAnsi="Times New Roman" w:cs="Times New Roman"/>
+                <w:b w:val="0"/>
+                <w:i w:val="0"/>
+                <w:sz w:val="22"/>
+              </w:rPr>
+              <w:t>✓</w:t>
+            </w:r>
+          </w:p>
+        </w:tc>
+      </w:tr>
+      <w:tr>
+        <w:tc>
+          <w:tcPr>
+            <w:tcW w:type="dxa" w:w="2493"/>
+          </w:tcPr>
+          <w:p>
+            <w:pPr>
+              <w:jc w:val="center"/>
+            </w:pPr>
+            <w:r/>
+            <w:r>
+              <w:rPr>
+                <w:rFonts w:ascii="Times New Roman" w:hAnsi="Times New Roman" w:cs="Times New Roman"/>
+                <w:b w:val="0"/>
+                <w:i w:val="0"/>
+                <w:sz w:val="22"/>
+              </w:rPr>
+              <w:t>R (множ. коеф. кор.)</w:t>
+            </w:r>
+          </w:p>
+        </w:tc>
+        <w:tc>
+          <w:tcPr>
+            <w:tcW w:type="dxa" w:w="2493"/>
+          </w:tcPr>
+          <w:p>
+            <w:pPr>
+              <w:jc w:val="center"/>
+            </w:pPr>
+            <w:r/>
+            <w:r>
+              <w:rPr>
+                <w:rFonts w:ascii="Times New Roman" w:hAnsi="Times New Roman" w:cs="Times New Roman"/>
+                <w:b w:val="0"/>
+                <w:i w:val="0"/>
+                <w:sz w:val="22"/>
+              </w:rPr>
+              <w:t>0,9475</w:t>
+            </w:r>
+          </w:p>
+        </w:tc>
+        <w:tc>
+          <w:tcPr>
+            <w:tcW w:type="dxa" w:w="2493"/>
+          </w:tcPr>
+          <w:p>
+            <w:pPr>
+              <w:jc w:val="center"/>
+            </w:pPr>
+            <w:r/>
+            <w:r>
+              <w:rPr>
+                <w:rFonts w:ascii="Times New Roman" w:hAnsi="Times New Roman" w:cs="Times New Roman"/>
+                <w:b w:val="0"/>
+                <w:i w:val="0"/>
+                <w:sz w:val="22"/>
+              </w:rPr>
+              <w:t>0,947</w:t>
+            </w:r>
+          </w:p>
+        </w:tc>
+        <w:tc>
+          <w:tcPr>
+            <w:tcW w:type="dxa" w:w="2493"/>
+          </w:tcPr>
+          <w:p>
+            <w:pPr>
+              <w:jc w:val="center"/>
+            </w:pPr>
+            <w:r/>
+            <w:r>
+              <w:rPr>
+                <w:rFonts w:ascii="Times New Roman" w:hAnsi="Times New Roman" w:cs="Times New Roman"/>
+                <w:b w:val="0"/>
+                <w:i w:val="0"/>
+                <w:sz w:val="22"/>
+              </w:rPr>
+              <w:t>✓</w:t>
+            </w:r>
+          </w:p>
+        </w:tc>
+      </w:tr>
+      <w:tr>
+        <w:tc>
+          <w:tcPr>
+            <w:tcW w:type="dxa" w:w="2493"/>
+          </w:tcPr>
+          <w:p>
+            <w:pPr>
+              <w:jc w:val="center"/>
+            </w:pPr>
+            <w:r/>
+            <w:r>
+              <w:rPr>
+                <w:rFonts w:ascii="Times New Roman" w:hAnsi="Times New Roman" w:cs="Times New Roman"/>
+                <w:b w:val="0"/>
+                <w:i w:val="0"/>
+                <w:sz w:val="22"/>
+              </w:rPr>
+              <w:t>R² (коеф. детерм.)</w:t>
+            </w:r>
+          </w:p>
+        </w:tc>
+        <w:tc>
+          <w:tcPr>
+            <w:tcW w:type="dxa" w:w="2493"/>
+          </w:tcPr>
+          <w:p>
+            <w:pPr>
+              <w:jc w:val="center"/>
+            </w:pPr>
+            <w:r/>
+            <w:r>
+              <w:rPr>
+                <w:rFonts w:ascii="Times New Roman" w:hAnsi="Times New Roman" w:cs="Times New Roman"/>
+                <w:b w:val="0"/>
+                <w:i w:val="0"/>
+                <w:sz w:val="22"/>
+              </w:rPr>
+              <w:t>0,8977</w:t>
+            </w:r>
+          </w:p>
+        </w:tc>
+        <w:tc>
+          <w:tcPr>
+            <w:tcW w:type="dxa" w:w="2493"/>
+          </w:tcPr>
+          <w:p>
+            <w:pPr>
+              <w:jc w:val="center"/>
+            </w:pPr>
+            <w:r/>
+            <w:r>
+              <w:rPr>
+                <w:rFonts w:ascii="Times New Roman" w:hAnsi="Times New Roman" w:cs="Times New Roman"/>
+                <w:b w:val="0"/>
+                <w:i w:val="0"/>
+                <w:sz w:val="22"/>
+              </w:rPr>
+              <w:t>0,898</w:t>
+            </w:r>
+          </w:p>
+        </w:tc>
+        <w:tc>
+          <w:tcPr>
+            <w:tcW w:type="dxa" w:w="2493"/>
+          </w:tcPr>
+          <w:p>
+            <w:pPr>
+              <w:jc w:val="center"/>
+            </w:pPr>
+            <w:r/>
+            <w:r>
+              <w:rPr>
+                <w:rFonts w:ascii="Times New Roman" w:hAnsi="Times New Roman" w:cs="Times New Roman"/>
+                <w:b w:val="0"/>
+                <w:i w:val="0"/>
+                <w:sz w:val="22"/>
+              </w:rPr>
+              <w:t>✓</w:t>
+            </w:r>
+          </w:p>
+        </w:tc>
+      </w:tr>
+      <w:tr>
+        <w:tc>
+          <w:tcPr>
+            <w:tcW w:type="dxa" w:w="2493"/>
+          </w:tcPr>
+          <w:p>
+            <w:pPr>
+              <w:jc w:val="center"/>
+            </w:pPr>
+            <w:r/>
+            <w:r>
+              <w:rPr>
+                <w:rFonts w:ascii="Times New Roman" w:hAnsi="Times New Roman" w:cs="Times New Roman"/>
+                <w:b w:val="0"/>
+                <w:i w:val="0"/>
+                <w:sz w:val="22"/>
+              </w:rPr>
+              <w:t>r(Y, X₁=числ.)</w:t>
+            </w:r>
+          </w:p>
+        </w:tc>
+        <w:tc>
+          <w:tcPr>
+            <w:tcW w:type="dxa" w:w="2493"/>
+          </w:tcPr>
+          <w:p>
+            <w:pPr>
+              <w:jc w:val="center"/>
+            </w:pPr>
+            <w:r/>
+            <w:r>
+              <w:rPr>
+                <w:rFonts w:ascii="Times New Roman" w:hAnsi="Times New Roman" w:cs="Times New Roman"/>
+                <w:b w:val="0"/>
+                <w:i w:val="0"/>
+                <w:sz w:val="22"/>
+              </w:rPr>
+              <w:t>−0,9045</w:t>
+            </w:r>
+          </w:p>
+        </w:tc>
+        <w:tc>
+          <w:tcPr>
+            <w:tcW w:type="dxa" w:w="2493"/>
+          </w:tcPr>
+          <w:p>
+            <w:pPr>
+              <w:jc w:val="center"/>
+            </w:pPr>
+            <w:r/>
+            <w:r>
+              <w:rPr>
+                <w:rFonts w:ascii="Times New Roman" w:hAnsi="Times New Roman" w:cs="Times New Roman"/>
+                <w:b w:val="0"/>
+                <w:i w:val="0"/>
+                <w:sz w:val="22"/>
+              </w:rPr>
+              <w:t>−0,905**</w:t>
+            </w:r>
+          </w:p>
+        </w:tc>
+        <w:tc>
+          <w:tcPr>
+            <w:tcW w:type="dxa" w:w="2493"/>
+          </w:tcPr>
+          <w:p>
+            <w:pPr>
+              <w:jc w:val="center"/>
+            </w:pPr>
+            <w:r/>
+            <w:r>
+              <w:rPr>
+                <w:rFonts w:ascii="Times New Roman" w:hAnsi="Times New Roman" w:cs="Times New Roman"/>
+                <w:b w:val="0"/>
+                <w:i w:val="0"/>
+                <w:sz w:val="22"/>
+              </w:rPr>
+              <w:t>✓</w:t>
+            </w:r>
+          </w:p>
+        </w:tc>
+      </w:tr>
+      <w:tr>
+        <w:tc>
+          <w:tcPr>
+            <w:tcW w:type="dxa" w:w="2493"/>
+          </w:tcPr>
+          <w:p>
+            <w:pPr>
+              <w:jc w:val="center"/>
+            </w:pPr>
+            <w:r/>
+            <w:r>
+              <w:rPr>
+                <w:rFonts w:ascii="Times New Roman" w:hAnsi="Times New Roman" w:cs="Times New Roman"/>
+                <w:b w:val="0"/>
+                <w:i w:val="0"/>
+                <w:sz w:val="22"/>
+              </w:rPr>
+              <w:t>r(Y, X₂=обіг.)</w:t>
+            </w:r>
+          </w:p>
+        </w:tc>
+        <w:tc>
+          <w:tcPr>
+            <w:tcW w:type="dxa" w:w="2493"/>
+          </w:tcPr>
+          <w:p>
+            <w:pPr>
+              <w:jc w:val="center"/>
+            </w:pPr>
+            <w:r/>
+            <w:r>
+              <w:rPr>
+                <w:rFonts w:ascii="Times New Roman" w:hAnsi="Times New Roman" w:cs="Times New Roman"/>
+                <w:b w:val="0"/>
+                <w:i w:val="0"/>
+                <w:sz w:val="22"/>
+              </w:rPr>
+              <w:t>0,8514</w:t>
+            </w:r>
+          </w:p>
+        </w:tc>
+        <w:tc>
+          <w:tcPr>
+            <w:tcW w:type="dxa" w:w="2493"/>
+          </w:tcPr>
+          <w:p>
+            <w:pPr>
+              <w:jc w:val="center"/>
+            </w:pPr>
+            <w:r/>
+            <w:r>
+              <w:rPr>
+                <w:rFonts w:ascii="Times New Roman" w:hAnsi="Times New Roman" w:cs="Times New Roman"/>
+                <w:b w:val="0"/>
+                <w:i w:val="0"/>
+                <w:sz w:val="22"/>
+              </w:rPr>
+              <w:t>0,851**</w:t>
+            </w:r>
+          </w:p>
+        </w:tc>
+        <w:tc>
+          <w:tcPr>
+            <w:tcW w:type="dxa" w:w="2493"/>
+          </w:tcPr>
+          <w:p>
+            <w:pPr>
+              <w:jc w:val="center"/>
+            </w:pPr>
+            <w:r/>
+            <w:r>
+              <w:rPr>
+                <w:rFonts w:ascii="Times New Roman" w:hAnsi="Times New Roman" w:cs="Times New Roman"/>
+                <w:b w:val="0"/>
+                <w:i w:val="0"/>
+                <w:sz w:val="22"/>
+              </w:rPr>
+              <w:t>✓</w:t>
+            </w:r>
+          </w:p>
+        </w:tc>
+      </w:tr>
+      <w:tr>
+        <w:tc>
+          <w:tcPr>
+            <w:tcW w:type="dxa" w:w="2493"/>
+          </w:tcPr>
+          <w:p>
+            <w:pPr>
+              <w:jc w:val="center"/>
+            </w:pPr>
+            <w:r/>
+            <w:r>
+              <w:rPr>
+                <w:rFonts w:ascii="Times New Roman" w:hAnsi="Times New Roman" w:cs="Times New Roman"/>
+                <w:b w:val="0"/>
+                <w:i w:val="0"/>
+                <w:sz w:val="22"/>
+              </w:rPr>
+              <w:t>r(X₁, X₂)</w:t>
+            </w:r>
+          </w:p>
+        </w:tc>
+        <w:tc>
+          <w:tcPr>
+            <w:tcW w:type="dxa" w:w="2493"/>
+          </w:tcPr>
+          <w:p>
+            <w:pPr>
+              <w:jc w:val="center"/>
+            </w:pPr>
+            <w:r/>
+            <w:r>
+              <w:rPr>
+                <w:rFonts w:ascii="Times New Roman" w:hAnsi="Times New Roman" w:cs="Times New Roman"/>
+                <w:b w:val="0"/>
+                <w:i w:val="0"/>
+                <w:sz w:val="22"/>
+              </w:rPr>
+              <w:t>−0,7274</w:t>
+            </w:r>
+          </w:p>
+        </w:tc>
+        <w:tc>
+          <w:tcPr>
+            <w:tcW w:type="dxa" w:w="2493"/>
+          </w:tcPr>
+          <w:p>
+            <w:pPr>
+              <w:jc w:val="center"/>
+            </w:pPr>
+            <w:r/>
+            <w:r>
+              <w:rPr>
+                <w:rFonts w:ascii="Times New Roman" w:hAnsi="Times New Roman" w:cs="Times New Roman"/>
+                <w:b w:val="0"/>
+                <w:i w:val="0"/>
+                <w:sz w:val="22"/>
               </w:rPr>
               <w:t>−0,727*</w:t>
             </w:r>
@@ -1531,11 +2466,15 @@
             <w:pPr>
               <w:jc w:val="center"/>
             </w:pPr>
+            <w:r/>
             <w:r>
               <w:rPr>
-                <w:sz w:val="20"/>
+                <w:rFonts w:ascii="Times New Roman" w:hAnsi="Times New Roman" w:cs="Times New Roman"/>
+                <w:b w:val="0"/>
+                <w:i w:val="0"/>
+                <w:sz w:val="22"/>
               </w:rPr>
-              <w:t>0,851**</w:t>
+              <w:t>✓</w:t>
             </w:r>
           </w:p>
         </w:tc>
@@ -1549,11 +2488,15 @@
             <w:pPr>
               <w:jc w:val="center"/>
             </w:pPr>
+            <w:r/>
             <w:r>
               <w:rPr>
-                <w:sz w:val="20"/>
+                <w:rFonts w:ascii="Times New Roman" w:hAnsi="Times New Roman" w:cs="Times New Roman"/>
+                <w:b w:val="0"/>
+                <w:i w:val="0"/>
+                <w:sz w:val="22"/>
               </w:rPr>
-              <w:t>X₂ (чисельність)</w:t>
+              <w:t>F-статистика</w:t>
             </w:r>
           </w:p>
         </w:tc>
@@ -1565,11 +2508,15 @@
             <w:pPr>
               <w:jc w:val="center"/>
             </w:pPr>
+            <w:r/>
             <w:r>
               <w:rPr>
-                <w:sz w:val="20"/>
+                <w:rFonts w:ascii="Times New Roman" w:hAnsi="Times New Roman" w:cs="Times New Roman"/>
+                <w:b w:val="0"/>
+                <w:i w:val="0"/>
+                <w:sz w:val="22"/>
               </w:rPr>
-              <w:t>−0,727*</w:t>
+              <w:t>21,93*</w:t>
             </w:r>
           </w:p>
         </w:tc>
@@ -1581,11 +2528,15 @@
             <w:pPr>
               <w:jc w:val="center"/>
             </w:pPr>
+            <w:r/>
             <w:r>
               <w:rPr>
-                <w:sz w:val="20"/>
+                <w:rFonts w:ascii="Times New Roman" w:hAnsi="Times New Roman" w:cs="Times New Roman"/>
+                <w:b w:val="0"/>
+                <w:i w:val="0"/>
+                <w:sz w:val="22"/>
               </w:rPr>
-              <w:t>—</w:t>
+              <w:t>21,93</w:t>
             </w:r>
           </w:p>
         </w:tc>
@@ -1597,11 +2548,15 @@
             <w:pPr>
               <w:jc w:val="center"/>
             </w:pPr>
+            <w:r/>
             <w:r>
               <w:rPr>
-                <w:sz w:val="20"/>
+                <w:rFonts w:ascii="Times New Roman" w:hAnsi="Times New Roman" w:cs="Times New Roman"/>
+                <w:b w:val="0"/>
+                <w:i w:val="0"/>
+                <w:sz w:val="22"/>
               </w:rPr>
-              <w:t>−0,905**</w:t>
+              <w:t>✓</w:t>
             </w:r>
           </w:p>
         </w:tc>
@@ -1615,11 +2570,15 @@
             <w:pPr>
               <w:jc w:val="center"/>
             </w:pPr>
+            <w:r/>
             <w:r>
               <w:rPr>
-                <w:sz w:val="20"/>
+                <w:rFonts w:ascii="Times New Roman" w:hAnsi="Times New Roman" w:cs="Times New Roman"/>
+                <w:b w:val="0"/>
+                <w:i w:val="0"/>
+                <w:sz w:val="22"/>
               </w:rPr>
-              <w:t>Y</w:t>
+              <w:t>Ȳ</w:t>
             </w:r>
           </w:p>
         </w:tc>
@@ -1631,11 +2590,15 @@
             <w:pPr>
               <w:jc w:val="center"/>
             </w:pPr>
+            <w:r/>
             <w:r>
               <w:rPr>
-                <w:sz w:val="20"/>
+                <w:rFonts w:ascii="Times New Roman" w:hAnsi="Times New Roman" w:cs="Times New Roman"/>
+                <w:b w:val="0"/>
+                <w:i w:val="0"/>
+                <w:sz w:val="22"/>
               </w:rPr>
-              <w:t>0,851**</w:t>
+              <w:t>30,14</w:t>
             </w:r>
           </w:p>
         </w:tc>
@@ -1647,11 +2610,15 @@
             <w:pPr>
               <w:jc w:val="center"/>
             </w:pPr>
+            <w:r/>
             <w:r>
               <w:rPr>
-                <w:sz w:val="20"/>
+                <w:rFonts w:ascii="Times New Roman" w:hAnsi="Times New Roman" w:cs="Times New Roman"/>
+                <w:b w:val="0"/>
+                <w:i w:val="0"/>
+                <w:sz w:val="22"/>
               </w:rPr>
-              <w:t>−0,905**</w:t>
+              <w:t>30,14</w:t>
             </w:r>
           </w:p>
         </w:tc>
@@ -1663,1779 +2630,15 @@
             <w:pPr>
               <w:jc w:val="center"/>
             </w:pPr>
+            <w:r/>
             <w:r>
               <w:rPr>
-                <w:sz w:val="20"/>
+                <w:rFonts w:ascii="Times New Roman" w:hAnsi="Times New Roman" w:cs="Times New Roman"/>
+                <w:b w:val="0"/>
+                <w:i w:val="0"/>
+                <w:sz w:val="22"/>
               </w:rPr>
-              <w:t>—</w:t>
-            </w:r>
-          </w:p>
-        </w:tc>
-      </w:tr>
-    </w:tbl>
-    <w:p>
-      <w:r>
-        <w:rPr>
-          <w:b w:val="0"/>
-          <w:i/>
-          <w:sz w:val="24"/>
-        </w:rPr>
-        <w:t>* p &lt; 0,05;  ** p &lt; 0,01</w:t>
-      </w:r>
-    </w:p>
-    <w:p>
-      <w:r>
-        <w:rPr>
-          <w:b w:val="0"/>
-          <w:i w:val="0"/>
-          <w:sz w:val="24"/>
-        </w:rPr>
-      </w:r>
-    </w:p>
-    <w:p>
-      <w:r>
-        <w:rPr>
-          <w:b/>
-          <w:i w:val="0"/>
-          <w:sz w:val="24"/>
-        </w:rPr>
-        <w:t>Таблиця 9.4 – Зведення моделі (Model Summary)</w:t>
-      </w:r>
-    </w:p>
-    <w:tbl>
-      <w:tblPr>
-        <w:tblStyle w:val="TableGrid"/>
-        <w:tblW w:type="auto" w:w="0"/>
-        <w:tblLook w:firstColumn="1" w:firstRow="1" w:lastColumn="0" w:lastRow="0" w:noHBand="0" w:noVBand="1" w:val="04A0"/>
-      </w:tblPr>
-      <w:tblGrid>
-        <w:gridCol w:w="1995"/>
-        <w:gridCol w:w="1995"/>
-        <w:gridCol w:w="1995"/>
-        <w:gridCol w:w="1995"/>
-        <w:gridCol w:w="1995"/>
-      </w:tblGrid>
-      <w:tr>
-        <w:tc>
-          <w:tcPr>
-            <w:tcW w:type="dxa" w:w="1995"/>
-          </w:tcPr>
-          <w:p>
-            <w:pPr>
-              <w:jc w:val="center"/>
-            </w:pPr>
-            <w:r>
-              <w:rPr>
-                <w:b/>
-                <w:sz w:val="20"/>
-              </w:rPr>
-              <w:t>Модель</w:t>
-            </w:r>
-          </w:p>
-        </w:tc>
-        <w:tc>
-          <w:tcPr>
-            <w:tcW w:type="dxa" w:w="1995"/>
-          </w:tcPr>
-          <w:p>
-            <w:pPr>
-              <w:jc w:val="center"/>
-            </w:pPr>
-            <w:r>
-              <w:rPr>
-                <w:b/>
-                <w:sz w:val="20"/>
-              </w:rPr>
-              <w:t>R</w:t>
-            </w:r>
-          </w:p>
-        </w:tc>
-        <w:tc>
-          <w:tcPr>
-            <w:tcW w:type="dxa" w:w="1995"/>
-          </w:tcPr>
-          <w:p>
-            <w:pPr>
-              <w:jc w:val="center"/>
-            </w:pPr>
-            <w:r>
-              <w:rPr>
-                <w:b/>
-                <w:sz w:val="20"/>
-              </w:rPr>
-              <w:t>R²</w:t>
-            </w:r>
-          </w:p>
-        </w:tc>
-        <w:tc>
-          <w:tcPr>
-            <w:tcW w:type="dxa" w:w="1995"/>
-          </w:tcPr>
-          <w:p>
-            <w:pPr>
-              <w:jc w:val="center"/>
-            </w:pPr>
-            <w:r>
-              <w:rPr>
-                <w:b/>
-                <w:sz w:val="20"/>
-              </w:rPr>
-              <w:t>Adj. R²</w:t>
-            </w:r>
-          </w:p>
-        </w:tc>
-        <w:tc>
-          <w:tcPr>
-            <w:tcW w:type="dxa" w:w="1995"/>
-          </w:tcPr>
-          <w:p>
-            <w:pPr>
-              <w:jc w:val="center"/>
-            </w:pPr>
-            <w:r>
-              <w:rPr>
-                <w:b/>
-                <w:sz w:val="20"/>
-              </w:rPr>
-              <w:t>RMSE</w:t>
-            </w:r>
-          </w:p>
-        </w:tc>
-      </w:tr>
-      <w:tr>
-        <w:tc>
-          <w:tcPr>
-            <w:tcW w:type="dxa" w:w="1995"/>
-          </w:tcPr>
-          <w:p>
-            <w:pPr>
-              <w:jc w:val="center"/>
-            </w:pPr>
-            <w:r>
-              <w:rPr>
-                <w:sz w:val="20"/>
-              </w:rPr>
-              <w:t>M₀ (без факторів)</w:t>
-            </w:r>
-          </w:p>
-        </w:tc>
-        <w:tc>
-          <w:tcPr>
-            <w:tcW w:type="dxa" w:w="1995"/>
-          </w:tcPr>
-          <w:p>
-            <w:pPr>
-              <w:jc w:val="center"/>
-            </w:pPr>
-            <w:r>
-              <w:rPr>
-                <w:sz w:val="20"/>
-              </w:rPr>
-              <w:t>0,000</w:t>
-            </w:r>
-          </w:p>
-        </w:tc>
-        <w:tc>
-          <w:tcPr>
-            <w:tcW w:type="dxa" w:w="1995"/>
-          </w:tcPr>
-          <w:p>
-            <w:pPr>
-              <w:jc w:val="center"/>
-            </w:pPr>
-            <w:r>
-              <w:rPr>
-                <w:sz w:val="20"/>
-              </w:rPr>
-              <w:t>0,000</w:t>
-            </w:r>
-          </w:p>
-        </w:tc>
-        <w:tc>
-          <w:tcPr>
-            <w:tcW w:type="dxa" w:w="1995"/>
-          </w:tcPr>
-          <w:p>
-            <w:pPr>
-              <w:jc w:val="center"/>
-            </w:pPr>
-            <w:r>
-              <w:rPr>
-                <w:sz w:val="20"/>
-              </w:rPr>
-              <w:t>0,000</w:t>
-            </w:r>
-          </w:p>
-        </w:tc>
-        <w:tc>
-          <w:tcPr>
-            <w:tcW w:type="dxa" w:w="1995"/>
-          </w:tcPr>
-          <w:p>
-            <w:pPr>
-              <w:jc w:val="center"/>
-            </w:pPr>
-            <w:r>
-              <w:rPr>
-                <w:sz w:val="20"/>
-              </w:rPr>
-              <w:t>5,576</w:t>
-            </w:r>
-          </w:p>
-        </w:tc>
-      </w:tr>
-      <w:tr>
-        <w:tc>
-          <w:tcPr>
-            <w:tcW w:type="dxa" w:w="1995"/>
-          </w:tcPr>
-          <w:p>
-            <w:pPr>
-              <w:jc w:val="center"/>
-            </w:pPr>
-            <w:r>
-              <w:rPr>
-                <w:sz w:val="20"/>
-              </w:rPr>
-              <w:t>M₁ (X₁, X₂)</w:t>
-            </w:r>
-          </w:p>
-        </w:tc>
-        <w:tc>
-          <w:tcPr>
-            <w:tcW w:type="dxa" w:w="1995"/>
-          </w:tcPr>
-          <w:p>
-            <w:pPr>
-              <w:jc w:val="center"/>
-            </w:pPr>
-            <w:r>
-              <w:rPr>
-                <w:sz w:val="20"/>
-              </w:rPr>
-              <w:t>0,947</w:t>
-            </w:r>
-          </w:p>
-        </w:tc>
-        <w:tc>
-          <w:tcPr>
-            <w:tcW w:type="dxa" w:w="1995"/>
-          </w:tcPr>
-          <w:p>
-            <w:pPr>
-              <w:jc w:val="center"/>
-            </w:pPr>
-            <w:r>
-              <w:rPr>
-                <w:sz w:val="20"/>
-              </w:rPr>
-              <w:t>0,898</w:t>
-            </w:r>
-          </w:p>
-        </w:tc>
-        <w:tc>
-          <w:tcPr>
-            <w:tcW w:type="dxa" w:w="1995"/>
-          </w:tcPr>
-          <w:p>
-            <w:pPr>
-              <w:jc w:val="center"/>
-            </w:pPr>
-            <w:r>
-              <w:rPr>
-                <w:sz w:val="20"/>
-              </w:rPr>
-              <w:t>0,857</w:t>
-            </w:r>
-          </w:p>
-        </w:tc>
-        <w:tc>
-          <w:tcPr>
-            <w:tcW w:type="dxa" w:w="1995"/>
-          </w:tcPr>
-          <w:p>
-            <w:pPr>
-              <w:jc w:val="center"/>
-            </w:pPr>
-            <w:r>
-              <w:rPr>
-                <w:sz w:val="20"/>
-              </w:rPr>
-              <w:t>2,111</w:t>
-            </w:r>
-          </w:p>
-        </w:tc>
-      </w:tr>
-    </w:tbl>
-    <w:p>
-      <w:r>
-        <w:rPr>
-          <w:b w:val="0"/>
-          <w:i w:val="0"/>
-          <w:sz w:val="24"/>
-        </w:rPr>
-      </w:r>
-    </w:p>
-    <w:p>
-      <w:r>
-        <w:rPr>
-          <w:b/>
-          <w:i w:val="0"/>
-          <w:sz w:val="24"/>
-        </w:rPr>
-        <w:t>Таблиця 9.5 – Дисперсійний аналіз (ANOVA)</w:t>
-      </w:r>
-    </w:p>
-    <w:tbl>
-      <w:tblPr>
-        <w:tblStyle w:val="TableGrid"/>
-        <w:tblW w:type="auto" w:w="0"/>
-        <w:tblLook w:firstColumn="1" w:firstRow="1" w:lastColumn="0" w:lastRow="0" w:noHBand="0" w:noVBand="1" w:val="04A0"/>
-      </w:tblPr>
-      <w:tblGrid>
-        <w:gridCol w:w="1425"/>
-        <w:gridCol w:w="1425"/>
-        <w:gridCol w:w="1425"/>
-        <w:gridCol w:w="1425"/>
-        <w:gridCol w:w="1425"/>
-        <w:gridCol w:w="1425"/>
-        <w:gridCol w:w="1425"/>
-      </w:tblGrid>
-      <w:tr>
-        <w:tc>
-          <w:tcPr>
-            <w:tcW w:type="dxa" w:w="1425"/>
-          </w:tcPr>
-          <w:p>
-            <w:pPr>
-              <w:jc w:val="center"/>
-            </w:pPr>
-            <w:r>
-              <w:rPr>
-                <w:b/>
-                <w:sz w:val="20"/>
-              </w:rPr>
-              <w:t>Модель</w:t>
-            </w:r>
-          </w:p>
-        </w:tc>
-        <w:tc>
-          <w:tcPr>
-            <w:tcW w:type="dxa" w:w="1425"/>
-          </w:tcPr>
-          <w:p>
-            <w:pPr>
-              <w:jc w:val="center"/>
-            </w:pPr>
-            <w:r>
-              <w:rPr>
-                <w:b/>
-                <w:sz w:val="20"/>
-              </w:rPr>
-              <w:t>Джерело</w:t>
-            </w:r>
-          </w:p>
-        </w:tc>
-        <w:tc>
-          <w:tcPr>
-            <w:tcW w:type="dxa" w:w="1425"/>
-          </w:tcPr>
-          <w:p>
-            <w:pPr>
-              <w:jc w:val="center"/>
-            </w:pPr>
-            <w:r>
-              <w:rPr>
-                <w:b/>
-                <w:sz w:val="20"/>
-              </w:rPr>
-              <w:t>SS</w:t>
-            </w:r>
-          </w:p>
-        </w:tc>
-        <w:tc>
-          <w:tcPr>
-            <w:tcW w:type="dxa" w:w="1425"/>
-          </w:tcPr>
-          <w:p>
-            <w:pPr>
-              <w:jc w:val="center"/>
-            </w:pPr>
-            <w:r>
-              <w:rPr>
-                <w:b/>
-                <w:sz w:val="20"/>
-              </w:rPr>
-              <w:t>df</w:t>
-            </w:r>
-          </w:p>
-        </w:tc>
-        <w:tc>
-          <w:tcPr>
-            <w:tcW w:type="dxa" w:w="1425"/>
-          </w:tcPr>
-          <w:p>
-            <w:pPr>
-              <w:jc w:val="center"/>
-            </w:pPr>
-            <w:r>
-              <w:rPr>
-                <w:b/>
-                <w:sz w:val="20"/>
-              </w:rPr>
-              <w:t>MS</w:t>
-            </w:r>
-          </w:p>
-        </w:tc>
-        <w:tc>
-          <w:tcPr>
-            <w:tcW w:type="dxa" w:w="1425"/>
-          </w:tcPr>
-          <w:p>
-            <w:pPr>
-              <w:jc w:val="center"/>
-            </w:pPr>
-            <w:r>
-              <w:rPr>
-                <w:b/>
-                <w:sz w:val="20"/>
-              </w:rPr>
-              <w:t>F</w:t>
-            </w:r>
-          </w:p>
-        </w:tc>
-        <w:tc>
-          <w:tcPr>
-            <w:tcW w:type="dxa" w:w="1425"/>
-          </w:tcPr>
-          <w:p>
-            <w:pPr>
-              <w:jc w:val="center"/>
-            </w:pPr>
-            <w:r>
-              <w:rPr>
-                <w:b/>
-                <w:sz w:val="20"/>
-              </w:rPr>
-              <w:t>p</w:t>
-            </w:r>
-          </w:p>
-        </w:tc>
-      </w:tr>
-      <w:tr>
-        <w:tc>
-          <w:tcPr>
-            <w:tcW w:type="dxa" w:w="1425"/>
-          </w:tcPr>
-          <w:p>
-            <w:pPr>
-              <w:jc w:val="center"/>
-            </w:pPr>
-            <w:r>
-              <w:rPr>
-                <w:sz w:val="20"/>
-              </w:rPr>
-              <w:t>M₁</w:t>
-            </w:r>
-          </w:p>
-        </w:tc>
-        <w:tc>
-          <w:tcPr>
-            <w:tcW w:type="dxa" w:w="1425"/>
-          </w:tcPr>
-          <w:p>
-            <w:pPr>
-              <w:jc w:val="center"/>
-            </w:pPr>
-            <w:r>
-              <w:rPr>
-                <w:sz w:val="20"/>
-              </w:rPr>
-              <w:t>Regression</w:t>
-            </w:r>
-          </w:p>
-        </w:tc>
-        <w:tc>
-          <w:tcPr>
-            <w:tcW w:type="dxa" w:w="1425"/>
-          </w:tcPr>
-          <w:p>
-            <w:pPr>
-              <w:jc w:val="center"/>
-            </w:pPr>
-            <w:r>
-              <w:rPr>
-                <w:sz w:val="20"/>
-              </w:rPr>
-              <w:t>195,4</w:t>
-            </w:r>
-          </w:p>
-        </w:tc>
-        <w:tc>
-          <w:tcPr>
-            <w:tcW w:type="dxa" w:w="1425"/>
-          </w:tcPr>
-          <w:p>
-            <w:pPr>
-              <w:jc w:val="center"/>
-            </w:pPr>
-            <w:r>
-              <w:rPr>
-                <w:sz w:val="20"/>
-              </w:rPr>
-              <w:t>2</w:t>
-            </w:r>
-          </w:p>
-        </w:tc>
-        <w:tc>
-          <w:tcPr>
-            <w:tcW w:type="dxa" w:w="1425"/>
-          </w:tcPr>
-          <w:p>
-            <w:pPr>
-              <w:jc w:val="center"/>
-            </w:pPr>
-            <w:r>
-              <w:rPr>
-                <w:sz w:val="20"/>
-              </w:rPr>
-              <w:t>97,69</w:t>
-            </w:r>
-          </w:p>
-        </w:tc>
-        <w:tc>
-          <w:tcPr>
-            <w:tcW w:type="dxa" w:w="1425"/>
-          </w:tcPr>
-          <w:p>
-            <w:pPr>
-              <w:jc w:val="center"/>
-            </w:pPr>
-            <w:r>
-              <w:rPr>
-                <w:sz w:val="20"/>
-              </w:rPr>
-              <w:t>21,93</w:t>
-            </w:r>
-          </w:p>
-        </w:tc>
-        <w:tc>
-          <w:tcPr>
-            <w:tcW w:type="dxa" w:w="1425"/>
-          </w:tcPr>
-          <w:p>
-            <w:pPr>
-              <w:jc w:val="center"/>
-            </w:pPr>
-            <w:r>
-              <w:rPr>
-                <w:sz w:val="20"/>
-              </w:rPr>
-              <w:t>0,003</w:t>
-            </w:r>
-          </w:p>
-        </w:tc>
-      </w:tr>
-      <w:tr>
-        <w:tc>
-          <w:tcPr>
-            <w:tcW w:type="dxa" w:w="1425"/>
-          </w:tcPr>
-          <w:p>
-            <w:pPr>
-              <w:jc w:val="center"/>
-            </w:pPr>
-            <w:r>
-              <w:rPr>
-                <w:sz w:val="20"/>
-              </w:rPr>
-            </w:r>
-          </w:p>
-        </w:tc>
-        <w:tc>
-          <w:tcPr>
-            <w:tcW w:type="dxa" w:w="1425"/>
-          </w:tcPr>
-          <w:p>
-            <w:pPr>
-              <w:jc w:val="center"/>
-            </w:pPr>
-            <w:r>
-              <w:rPr>
-                <w:sz w:val="20"/>
-              </w:rPr>
-              <w:t>Residual</w:t>
-            </w:r>
-          </w:p>
-        </w:tc>
-        <w:tc>
-          <w:tcPr>
-            <w:tcW w:type="dxa" w:w="1425"/>
-          </w:tcPr>
-          <w:p>
-            <w:pPr>
-              <w:jc w:val="center"/>
-            </w:pPr>
-            <w:r>
-              <w:rPr>
-                <w:sz w:val="20"/>
-              </w:rPr>
-              <w:t>22,27</w:t>
-            </w:r>
-          </w:p>
-        </w:tc>
-        <w:tc>
-          <w:tcPr>
-            <w:tcW w:type="dxa" w:w="1425"/>
-          </w:tcPr>
-          <w:p>
-            <w:pPr>
-              <w:jc w:val="center"/>
-            </w:pPr>
-            <w:r>
-              <w:rPr>
-                <w:sz w:val="20"/>
-              </w:rPr>
-              <w:t>5</w:t>
-            </w:r>
-          </w:p>
-        </w:tc>
-        <w:tc>
-          <w:tcPr>
-            <w:tcW w:type="dxa" w:w="1425"/>
-          </w:tcPr>
-          <w:p>
-            <w:pPr>
-              <w:jc w:val="center"/>
-            </w:pPr>
-            <w:r>
-              <w:rPr>
-                <w:sz w:val="20"/>
-              </w:rPr>
-              <w:t>4,455</w:t>
-            </w:r>
-          </w:p>
-        </w:tc>
-        <w:tc>
-          <w:tcPr>
-            <w:tcW w:type="dxa" w:w="1425"/>
-          </w:tcPr>
-          <w:p>
-            <w:pPr>
-              <w:jc w:val="center"/>
-            </w:pPr>
-            <w:r>
-              <w:rPr>
-                <w:sz w:val="20"/>
-              </w:rPr>
-            </w:r>
-          </w:p>
-        </w:tc>
-        <w:tc>
-          <w:tcPr>
-            <w:tcW w:type="dxa" w:w="1425"/>
-          </w:tcPr>
-          <w:p>
-            <w:pPr>
-              <w:jc w:val="center"/>
-            </w:pPr>
-            <w:r>
-              <w:rPr>
-                <w:sz w:val="20"/>
-              </w:rPr>
-            </w:r>
-          </w:p>
-        </w:tc>
-      </w:tr>
-      <w:tr>
-        <w:tc>
-          <w:tcPr>
-            <w:tcW w:type="dxa" w:w="1425"/>
-          </w:tcPr>
-          <w:p>
-            <w:pPr>
-              <w:jc w:val="center"/>
-            </w:pPr>
-            <w:r>
-              <w:rPr>
-                <w:sz w:val="20"/>
-              </w:rPr>
-            </w:r>
-          </w:p>
-        </w:tc>
-        <w:tc>
-          <w:tcPr>
-            <w:tcW w:type="dxa" w:w="1425"/>
-          </w:tcPr>
-          <w:p>
-            <w:pPr>
-              <w:jc w:val="center"/>
-            </w:pPr>
-            <w:r>
-              <w:rPr>
-                <w:sz w:val="20"/>
-              </w:rPr>
-              <w:t>Total</w:t>
-            </w:r>
-          </w:p>
-        </w:tc>
-        <w:tc>
-          <w:tcPr>
-            <w:tcW w:type="dxa" w:w="1425"/>
-          </w:tcPr>
-          <w:p>
-            <w:pPr>
-              <w:jc w:val="center"/>
-            </w:pPr>
-            <w:r>
-              <w:rPr>
-                <w:sz w:val="20"/>
-              </w:rPr>
-              <w:t>217,7</w:t>
-            </w:r>
-          </w:p>
-        </w:tc>
-        <w:tc>
-          <w:tcPr>
-            <w:tcW w:type="dxa" w:w="1425"/>
-          </w:tcPr>
-          <w:p>
-            <w:pPr>
-              <w:jc w:val="center"/>
-            </w:pPr>
-            <w:r>
-              <w:rPr>
-                <w:sz w:val="20"/>
-              </w:rPr>
-              <w:t>7</w:t>
-            </w:r>
-          </w:p>
-        </w:tc>
-        <w:tc>
-          <w:tcPr>
-            <w:tcW w:type="dxa" w:w="1425"/>
-          </w:tcPr>
-          <w:p>
-            <w:pPr>
-              <w:jc w:val="center"/>
-            </w:pPr>
-            <w:r>
-              <w:rPr>
-                <w:sz w:val="20"/>
-              </w:rPr>
-            </w:r>
-          </w:p>
-        </w:tc>
-        <w:tc>
-          <w:tcPr>
-            <w:tcW w:type="dxa" w:w="1425"/>
-          </w:tcPr>
-          <w:p>
-            <w:pPr>
-              <w:jc w:val="center"/>
-            </w:pPr>
-            <w:r>
-              <w:rPr>
-                <w:sz w:val="20"/>
-              </w:rPr>
-            </w:r>
-          </w:p>
-        </w:tc>
-        <w:tc>
-          <w:tcPr>
-            <w:tcW w:type="dxa" w:w="1425"/>
-          </w:tcPr>
-          <w:p>
-            <w:pPr>
-              <w:jc w:val="center"/>
-            </w:pPr>
-            <w:r>
-              <w:rPr>
-                <w:sz w:val="20"/>
-              </w:rPr>
-            </w:r>
-          </w:p>
-        </w:tc>
-      </w:tr>
-    </w:tbl>
-    <w:p>
-      <w:r>
-        <w:rPr>
-          <w:b w:val="0"/>
-          <w:i w:val="0"/>
-          <w:sz w:val="24"/>
-        </w:rPr>
-      </w:r>
-    </w:p>
-    <w:p>
-      <w:r>
-        <w:rPr>
-          <w:b/>
-          <w:i w:val="0"/>
-          <w:sz w:val="24"/>
-        </w:rPr>
-        <w:t>Таблиця 9.6 – Коефіцієнти регресії (Coefficients)</w:t>
-      </w:r>
-    </w:p>
-    <w:tbl>
-      <w:tblPr>
-        <w:tblStyle w:val="TableGrid"/>
-        <w:tblW w:type="auto" w:w="0"/>
-        <w:tblLook w:firstColumn="1" w:firstRow="1" w:lastColumn="0" w:lastRow="0" w:noHBand="0" w:noVBand="1" w:val="04A0"/>
-      </w:tblPr>
-      <w:tblGrid>
-        <w:gridCol w:w="1108"/>
-        <w:gridCol w:w="1108"/>
-        <w:gridCol w:w="1108"/>
-        <w:gridCol w:w="1108"/>
-        <w:gridCol w:w="1108"/>
-        <w:gridCol w:w="1108"/>
-        <w:gridCol w:w="1108"/>
-        <w:gridCol w:w="1108"/>
-        <w:gridCol w:w="1108"/>
-      </w:tblGrid>
-      <w:tr>
-        <w:tc>
-          <w:tcPr>
-            <w:tcW w:type="dxa" w:w="1108"/>
-          </w:tcPr>
-          <w:p>
-            <w:pPr>
-              <w:jc w:val="center"/>
-            </w:pPr>
-            <w:r>
-              <w:rPr>
-                <w:b/>
-                <w:sz w:val="20"/>
-              </w:rPr>
-              <w:t>Модель</w:t>
-            </w:r>
-          </w:p>
-        </w:tc>
-        <w:tc>
-          <w:tcPr>
-            <w:tcW w:type="dxa" w:w="1108"/>
-          </w:tcPr>
-          <w:p>
-            <w:pPr>
-              <w:jc w:val="center"/>
-            </w:pPr>
-            <w:r>
-              <w:rPr>
-                <w:b/>
-                <w:sz w:val="20"/>
-              </w:rPr>
-              <w:t>Параметр</w:t>
-            </w:r>
-          </w:p>
-        </w:tc>
-        <w:tc>
-          <w:tcPr>
-            <w:tcW w:type="dxa" w:w="1108"/>
-          </w:tcPr>
-          <w:p>
-            <w:pPr>
-              <w:jc w:val="center"/>
-            </w:pPr>
-            <w:r>
-              <w:rPr>
-                <w:b/>
-                <w:sz w:val="20"/>
-              </w:rPr>
-              <w:t>Нестандарт.</w:t>
-            </w:r>
-          </w:p>
-        </w:tc>
-        <w:tc>
-          <w:tcPr>
-            <w:tcW w:type="dxa" w:w="1108"/>
-          </w:tcPr>
-          <w:p>
-            <w:pPr>
-              <w:jc w:val="center"/>
-            </w:pPr>
-            <w:r>
-              <w:rPr>
-                <w:b/>
-                <w:sz w:val="20"/>
-              </w:rPr>
-              <w:t>Стд. похибка</w:t>
-            </w:r>
-          </w:p>
-        </w:tc>
-        <w:tc>
-          <w:tcPr>
-            <w:tcW w:type="dxa" w:w="1108"/>
-          </w:tcPr>
-          <w:p>
-            <w:pPr>
-              <w:jc w:val="center"/>
-            </w:pPr>
-            <w:r>
-              <w:rPr>
-                <w:b/>
-                <w:sz w:val="20"/>
-              </w:rPr>
-              <w:t>Стандарт.</w:t>
-            </w:r>
-          </w:p>
-        </w:tc>
-        <w:tc>
-          <w:tcPr>
-            <w:tcW w:type="dxa" w:w="1108"/>
-          </w:tcPr>
-          <w:p>
-            <w:pPr>
-              <w:jc w:val="center"/>
-            </w:pPr>
-            <w:r>
-              <w:rPr>
-                <w:b/>
-                <w:sz w:val="20"/>
-              </w:rPr>
-              <w:t>t</w:t>
-            </w:r>
-          </w:p>
-        </w:tc>
-        <w:tc>
-          <w:tcPr>
-            <w:tcW w:type="dxa" w:w="1108"/>
-          </w:tcPr>
-          <w:p>
-            <w:pPr>
-              <w:jc w:val="center"/>
-            </w:pPr>
-            <w:r>
-              <w:rPr>
-                <w:b/>
-                <w:sz w:val="20"/>
-              </w:rPr>
-              <w:t>p</w:t>
-            </w:r>
-          </w:p>
-        </w:tc>
-        <w:tc>
-          <w:tcPr>
-            <w:tcW w:type="dxa" w:w="1108"/>
-          </w:tcPr>
-          <w:p>
-            <w:pPr>
-              <w:jc w:val="center"/>
-            </w:pPr>
-            <w:r>
-              <w:rPr>
-                <w:b/>
-                <w:sz w:val="20"/>
-              </w:rPr>
-              <w:t>95% CI нижня</w:t>
-            </w:r>
-          </w:p>
-        </w:tc>
-        <w:tc>
-          <w:tcPr>
-            <w:tcW w:type="dxa" w:w="1108"/>
-          </w:tcPr>
-          <w:p>
-            <w:pPr>
-              <w:jc w:val="center"/>
-            </w:pPr>
-            <w:r>
-              <w:rPr>
-                <w:b/>
-                <w:sz w:val="20"/>
-              </w:rPr>
-              <w:t>95% CI верхня</w:t>
-            </w:r>
-          </w:p>
-        </w:tc>
-      </w:tr>
-      <w:tr>
-        <w:tc>
-          <w:tcPr>
-            <w:tcW w:type="dxa" w:w="1108"/>
-          </w:tcPr>
-          <w:p>
-            <w:pPr>
-              <w:jc w:val="center"/>
-            </w:pPr>
-            <w:r>
-              <w:rPr>
-                <w:sz w:val="20"/>
-              </w:rPr>
-              <w:t>M₀</w:t>
-            </w:r>
-          </w:p>
-        </w:tc>
-        <w:tc>
-          <w:tcPr>
-            <w:tcW w:type="dxa" w:w="1108"/>
-          </w:tcPr>
-          <w:p>
-            <w:pPr>
-              <w:jc w:val="center"/>
-            </w:pPr>
-            <w:r>
-              <w:rPr>
-                <w:sz w:val="20"/>
-              </w:rPr>
-              <w:t>(Intercept)</w:t>
-            </w:r>
-          </w:p>
-        </w:tc>
-        <w:tc>
-          <w:tcPr>
-            <w:tcW w:type="dxa" w:w="1108"/>
-          </w:tcPr>
-          <w:p>
-            <w:pPr>
-              <w:jc w:val="center"/>
-            </w:pPr>
-            <w:r>
-              <w:rPr>
-                <w:sz w:val="20"/>
-              </w:rPr>
-              <w:t>30,14</w:t>
-            </w:r>
-          </w:p>
-        </w:tc>
-        <w:tc>
-          <w:tcPr>
-            <w:tcW w:type="dxa" w:w="1108"/>
-          </w:tcPr>
-          <w:p>
-            <w:pPr>
-              <w:jc w:val="center"/>
-            </w:pPr>
-            <w:r>
-              <w:rPr>
-                <w:sz w:val="20"/>
-              </w:rPr>
-              <w:t>1,971</w:t>
-            </w:r>
-          </w:p>
-        </w:tc>
-        <w:tc>
-          <w:tcPr>
-            <w:tcW w:type="dxa" w:w="1108"/>
-          </w:tcPr>
-          <w:p>
-            <w:pPr>
-              <w:jc w:val="center"/>
-            </w:pPr>
-            <w:r>
-              <w:rPr>
-                <w:sz w:val="20"/>
-              </w:rPr>
-              <w:t>—</w:t>
-            </w:r>
-          </w:p>
-        </w:tc>
-        <w:tc>
-          <w:tcPr>
-            <w:tcW w:type="dxa" w:w="1108"/>
-          </w:tcPr>
-          <w:p>
-            <w:pPr>
-              <w:jc w:val="center"/>
-            </w:pPr>
-            <w:r>
-              <w:rPr>
-                <w:sz w:val="20"/>
-              </w:rPr>
-              <w:t>15,29</w:t>
-            </w:r>
-          </w:p>
-        </w:tc>
-        <w:tc>
-          <w:tcPr>
-            <w:tcW w:type="dxa" w:w="1108"/>
-          </w:tcPr>
-          <w:p>
-            <w:pPr>
-              <w:jc w:val="center"/>
-            </w:pPr>
-            <w:r>
-              <w:rPr>
-                <w:sz w:val="20"/>
-              </w:rPr>
-              <w:t>&lt; 0,001</w:t>
-            </w:r>
-          </w:p>
-        </w:tc>
-        <w:tc>
-          <w:tcPr>
-            <w:tcW w:type="dxa" w:w="1108"/>
-          </w:tcPr>
-          <w:p>
-            <w:pPr>
-              <w:jc w:val="center"/>
-            </w:pPr>
-            <w:r>
-              <w:rPr>
-                <w:sz w:val="20"/>
-              </w:rPr>
-              <w:t>25,48</w:t>
-            </w:r>
-          </w:p>
-        </w:tc>
-        <w:tc>
-          <w:tcPr>
-            <w:tcW w:type="dxa" w:w="1108"/>
-          </w:tcPr>
-          <w:p>
-            <w:pPr>
-              <w:jc w:val="center"/>
-            </w:pPr>
-            <w:r>
-              <w:rPr>
-                <w:sz w:val="20"/>
-              </w:rPr>
-              <w:t>34,80</w:t>
-            </w:r>
-          </w:p>
-        </w:tc>
-      </w:tr>
-      <w:tr>
-        <w:tc>
-          <w:tcPr>
-            <w:tcW w:type="dxa" w:w="1108"/>
-          </w:tcPr>
-          <w:p>
-            <w:pPr>
-              <w:jc w:val="center"/>
-            </w:pPr>
-            <w:r>
-              <w:rPr>
-                <w:sz w:val="20"/>
-              </w:rPr>
-              <w:t>M₁</w:t>
-            </w:r>
-          </w:p>
-        </w:tc>
-        <w:tc>
-          <w:tcPr>
-            <w:tcW w:type="dxa" w:w="1108"/>
-          </w:tcPr>
-          <w:p>
-            <w:pPr>
-              <w:jc w:val="center"/>
-            </w:pPr>
-            <w:r>
-              <w:rPr>
-                <w:sz w:val="20"/>
-              </w:rPr>
-              <w:t>(Intercept)</w:t>
-            </w:r>
-          </w:p>
-        </w:tc>
-        <w:tc>
-          <w:tcPr>
-            <w:tcW w:type="dxa" w:w="1108"/>
-          </w:tcPr>
-          <w:p>
-            <w:pPr>
-              <w:jc w:val="center"/>
-            </w:pPr>
-            <w:r>
-              <w:rPr>
-                <w:sz w:val="20"/>
-              </w:rPr>
-              <w:t>43,13</w:t>
-            </w:r>
-          </w:p>
-        </w:tc>
-        <w:tc>
-          <w:tcPr>
-            <w:tcW w:type="dxa" w:w="1108"/>
-          </w:tcPr>
-          <w:p>
-            <w:pPr>
-              <w:jc w:val="center"/>
-            </w:pPr>
-            <w:r>
-              <w:rPr>
-                <w:sz w:val="20"/>
-              </w:rPr>
-              <w:t>10,92</w:t>
-            </w:r>
-          </w:p>
-        </w:tc>
-        <w:tc>
-          <w:tcPr>
-            <w:tcW w:type="dxa" w:w="1108"/>
-          </w:tcPr>
-          <w:p>
-            <w:pPr>
-              <w:jc w:val="center"/>
-            </w:pPr>
-            <w:r>
-              <w:rPr>
-                <w:sz w:val="20"/>
-              </w:rPr>
-              <w:t>—</w:t>
-            </w:r>
-          </w:p>
-        </w:tc>
-        <w:tc>
-          <w:tcPr>
-            <w:tcW w:type="dxa" w:w="1108"/>
-          </w:tcPr>
-          <w:p>
-            <w:pPr>
-              <w:jc w:val="center"/>
-            </w:pPr>
-            <w:r>
-              <w:rPr>
-                <w:sz w:val="20"/>
-              </w:rPr>
-              <w:t>3,951</w:t>
-            </w:r>
-          </w:p>
-        </w:tc>
-        <w:tc>
-          <w:tcPr>
-            <w:tcW w:type="dxa" w:w="1108"/>
-          </w:tcPr>
-          <w:p>
-            <w:pPr>
-              <w:jc w:val="center"/>
-            </w:pPr>
-            <w:r>
-              <w:rPr>
-                <w:sz w:val="20"/>
-              </w:rPr>
-              <w:t>0,011</w:t>
-            </w:r>
-          </w:p>
-        </w:tc>
-        <w:tc>
-          <w:tcPr>
-            <w:tcW w:type="dxa" w:w="1108"/>
-          </w:tcPr>
-          <w:p>
-            <w:pPr>
-              <w:jc w:val="center"/>
-            </w:pPr>
-            <w:r>
-              <w:rPr>
-                <w:sz w:val="20"/>
-              </w:rPr>
-              <w:t>15,07</w:t>
-            </w:r>
-          </w:p>
-        </w:tc>
-        <w:tc>
-          <w:tcPr>
-            <w:tcW w:type="dxa" w:w="1108"/>
-          </w:tcPr>
-          <w:p>
-            <w:pPr>
-              <w:jc w:val="center"/>
-            </w:pPr>
-            <w:r>
-              <w:rPr>
-                <w:sz w:val="20"/>
-              </w:rPr>
-              <w:t>71,19</w:t>
-            </w:r>
-          </w:p>
-        </w:tc>
-      </w:tr>
-      <w:tr>
-        <w:tc>
-          <w:tcPr>
-            <w:tcW w:type="dxa" w:w="1108"/>
-          </w:tcPr>
-          <w:p>
-            <w:pPr>
-              <w:jc w:val="center"/>
-            </w:pPr>
-            <w:r>
-              <w:rPr>
-                <w:sz w:val="20"/>
-              </w:rPr>
-            </w:r>
-          </w:p>
-        </w:tc>
-        <w:tc>
-          <w:tcPr>
-            <w:tcW w:type="dxa" w:w="1108"/>
-          </w:tcPr>
-          <w:p>
-            <w:pPr>
-              <w:jc w:val="center"/>
-            </w:pPr>
-            <w:r>
-              <w:rPr>
-                <w:sz w:val="20"/>
-              </w:rPr>
-              <w:t>X₁ (обіг. кошти)</w:t>
-            </w:r>
-          </w:p>
-        </w:tc>
-        <w:tc>
-          <w:tcPr>
-            <w:tcW w:type="dxa" w:w="1108"/>
-          </w:tcPr>
-          <w:p>
-            <w:pPr>
-              <w:jc w:val="center"/>
-            </w:pPr>
-            <w:r>
-              <w:rPr>
-                <w:sz w:val="20"/>
-              </w:rPr>
-              <w:t>0,529</w:t>
-            </w:r>
-          </w:p>
-        </w:tc>
-        <w:tc>
-          <w:tcPr>
-            <w:tcW w:type="dxa" w:w="1108"/>
-          </w:tcPr>
-          <w:p>
-            <w:pPr>
-              <w:jc w:val="center"/>
-            </w:pPr>
-            <w:r>
-              <w:rPr>
-                <w:sz w:val="20"/>
-              </w:rPr>
-              <w:t>0,268</w:t>
-            </w:r>
-          </w:p>
-        </w:tc>
-        <w:tc>
-          <w:tcPr>
-            <w:tcW w:type="dxa" w:w="1108"/>
-          </w:tcPr>
-          <w:p>
-            <w:pPr>
-              <w:jc w:val="center"/>
-            </w:pPr>
-            <w:r>
-              <w:rPr>
-                <w:sz w:val="20"/>
-              </w:rPr>
-              <w:t>0,411</w:t>
-            </w:r>
-          </w:p>
-        </w:tc>
-        <w:tc>
-          <w:tcPr>
-            <w:tcW w:type="dxa" w:w="1108"/>
-          </w:tcPr>
-          <w:p>
-            <w:pPr>
-              <w:jc w:val="center"/>
-            </w:pPr>
-            <w:r>
-              <w:rPr>
-                <w:sz w:val="20"/>
-              </w:rPr>
-              <w:t>1,971</w:t>
-            </w:r>
-          </w:p>
-        </w:tc>
-        <w:tc>
-          <w:tcPr>
-            <w:tcW w:type="dxa" w:w="1108"/>
-          </w:tcPr>
-          <w:p>
-            <w:pPr>
-              <w:jc w:val="center"/>
-            </w:pPr>
-            <w:r>
-              <w:rPr>
-                <w:sz w:val="20"/>
-              </w:rPr>
-              <w:t>0,106</w:t>
-            </w:r>
-          </w:p>
-        </w:tc>
-        <w:tc>
-          <w:tcPr>
-            <w:tcW w:type="dxa" w:w="1108"/>
-          </w:tcPr>
-          <w:p>
-            <w:pPr>
-              <w:jc w:val="center"/>
-            </w:pPr>
-            <w:r>
-              <w:rPr>
-                <w:sz w:val="20"/>
-              </w:rPr>
-              <w:t>−0,161</w:t>
-            </w:r>
-          </w:p>
-        </w:tc>
-        <w:tc>
-          <w:tcPr>
-            <w:tcW w:type="dxa" w:w="1108"/>
-          </w:tcPr>
-          <w:p>
-            <w:pPr>
-              <w:jc w:val="center"/>
-            </w:pPr>
-            <w:r>
-              <w:rPr>
-                <w:sz w:val="20"/>
-              </w:rPr>
-              <w:t>1,219</w:t>
-            </w:r>
-          </w:p>
-        </w:tc>
-      </w:tr>
-      <w:tr>
-        <w:tc>
-          <w:tcPr>
-            <w:tcW w:type="dxa" w:w="1108"/>
-          </w:tcPr>
-          <w:p>
-            <w:pPr>
-              <w:jc w:val="center"/>
-            </w:pPr>
-            <w:r>
-              <w:rPr>
-                <w:sz w:val="20"/>
-              </w:rPr>
-            </w:r>
-          </w:p>
-        </w:tc>
-        <w:tc>
-          <w:tcPr>
-            <w:tcW w:type="dxa" w:w="1108"/>
-          </w:tcPr>
-          <w:p>
-            <w:pPr>
-              <w:jc w:val="center"/>
-            </w:pPr>
-            <w:r>
-              <w:rPr>
-                <w:sz w:val="20"/>
-              </w:rPr>
-              <w:t>X₂ (числ. роб.)</w:t>
-            </w:r>
-          </w:p>
-        </w:tc>
-        <w:tc>
-          <w:tcPr>
-            <w:tcW w:type="dxa" w:w="1108"/>
-          </w:tcPr>
-          <w:p>
-            <w:pPr>
-              <w:jc w:val="center"/>
-            </w:pPr>
-            <w:r>
-              <w:rPr>
-                <w:sz w:val="20"/>
-              </w:rPr>
-              <w:t>−1,522</w:t>
-            </w:r>
-          </w:p>
-        </w:tc>
-        <w:tc>
-          <w:tcPr>
-            <w:tcW w:type="dxa" w:w="1108"/>
-          </w:tcPr>
-          <w:p>
-            <w:pPr>
-              <w:jc w:val="center"/>
-            </w:pPr>
-            <w:r>
-              <w:rPr>
-                <w:sz w:val="20"/>
-              </w:rPr>
-              <w:t>0,524</w:t>
-            </w:r>
-          </w:p>
-        </w:tc>
-        <w:tc>
-          <w:tcPr>
-            <w:tcW w:type="dxa" w:w="1108"/>
-          </w:tcPr>
-          <w:p>
-            <w:pPr>
-              <w:jc w:val="center"/>
-            </w:pPr>
-            <w:r>
-              <w:rPr>
-                <w:sz w:val="20"/>
-              </w:rPr>
-              <w:t>−0,606</w:t>
-            </w:r>
-          </w:p>
-        </w:tc>
-        <w:tc>
-          <w:tcPr>
-            <w:tcW w:type="dxa" w:w="1108"/>
-          </w:tcPr>
-          <w:p>
-            <w:pPr>
-              <w:jc w:val="center"/>
-            </w:pPr>
-            <w:r>
-              <w:rPr>
-                <w:sz w:val="20"/>
-              </w:rPr>
-              <w:t>−2,906</w:t>
-            </w:r>
-          </w:p>
-        </w:tc>
-        <w:tc>
-          <w:tcPr>
-            <w:tcW w:type="dxa" w:w="1108"/>
-          </w:tcPr>
-          <w:p>
-            <w:pPr>
-              <w:jc w:val="center"/>
-            </w:pPr>
-            <w:r>
-              <w:rPr>
-                <w:sz w:val="20"/>
-              </w:rPr>
-              <w:t>0,034</w:t>
-            </w:r>
-          </w:p>
-        </w:tc>
-        <w:tc>
-          <w:tcPr>
-            <w:tcW w:type="dxa" w:w="1108"/>
-          </w:tcPr>
-          <w:p>
-            <w:pPr>
-              <w:jc w:val="center"/>
-            </w:pPr>
-            <w:r>
-              <w:rPr>
-                <w:sz w:val="20"/>
-              </w:rPr>
-              <w:t>−2,869</w:t>
-            </w:r>
-          </w:p>
-        </w:tc>
-        <w:tc>
-          <w:tcPr>
-            <w:tcW w:type="dxa" w:w="1108"/>
-          </w:tcPr>
-          <w:p>
-            <w:pPr>
-              <w:jc w:val="center"/>
-            </w:pPr>
-            <w:r>
-              <w:rPr>
-                <w:sz w:val="20"/>
-              </w:rPr>
-              <w:t>−0,176</w:t>
-            </w:r>
-          </w:p>
-        </w:tc>
-      </w:tr>
-    </w:tbl>
-    <w:p>
-      <w:r>
-        <w:rPr>
-          <w:b w:val="0"/>
-          <w:i w:val="0"/>
-          <w:sz w:val="24"/>
-        </w:rPr>
-      </w:r>
-    </w:p>
-    <w:p>
-      <w:r>
-        <w:rPr>
-          <w:b/>
-          <w:i w:val="0"/>
-          <w:sz w:val="24"/>
-        </w:rPr>
-        <w:t>Рівняння регресії (Regression Equation):</w:t>
-      </w:r>
-    </w:p>
-    <w:p>
-      <w:r>
-        <w:rPr>
-          <w:b w:val="0"/>
-          <w:i w:val="0"/>
-          <w:sz w:val="24"/>
-        </w:rPr>
-        <w:t xml:space="preserve">    Ŷ = 43,13 + 0,529·X₁(обіг.кошти) − 1,522·X₂(числ.роб.)</w:t>
-      </w:r>
-    </w:p>
-    <w:p>
-      <w:r>
-        <w:rPr>
-          <w:b w:val="0"/>
-          <w:i w:val="0"/>
-          <w:sz w:val="24"/>
-        </w:rPr>
-        <w:t>або в позначеннях ЛР №4–5:</w:t>
-      </w:r>
-    </w:p>
-    <w:p>
-      <w:r>
-        <w:rPr>
-          <w:b w:val="0"/>
-          <w:i w:val="0"/>
-          <w:sz w:val="24"/>
-        </w:rPr>
-        <w:t xml:space="preserve">    Ŷ = 43,13 − 1,5224·X₁ + 0,5291·X₂  (X₁ — чисельність, X₂ — обігові кошти)</w:t>
-      </w:r>
-    </w:p>
-    <w:p>
-      <w:r>
-        <w:rPr>
-          <w:b w:val="0"/>
-          <w:i w:val="0"/>
-          <w:sz w:val="24"/>
-        </w:rPr>
-      </w:r>
-    </w:p>
-    <w:p>
-      <w:r>
-        <w:rPr>
-          <w:b w:val="0"/>
-          <w:i w:val="0"/>
-          <w:sz w:val="24"/>
-        </w:rPr>
-        <w:t>Графіки:</w:t>
-      </w:r>
-    </w:p>
-    <w:p>
-      <w:r>
-        <w:rPr>
-          <w:b w:val="0"/>
-          <w:i w:val="0"/>
-          <w:sz w:val="24"/>
-        </w:rPr>
-        <w:t>• Residuals vs. Predicted — залишки рівномірно розподілені відносно нуля, систематичного тренду не спостерігається, що свідчить про адекватність моделі.</w:t>
-      </w:r>
-    </w:p>
-    <w:p>
-      <w:r>
-        <w:rPr>
-          <w:b w:val="0"/>
-          <w:i w:val="0"/>
-          <w:sz w:val="24"/>
-        </w:rPr>
-        <w:t>• Correlation plot — наочно відображає парні залежності: сильний від'ємний зв'язок X₂(числ.)–Y та додатний X₁(обіг.кошти)–Y.</w:t>
-      </w:r>
-    </w:p>
-    <w:p>
-      <w:r>
-        <w:rPr>
-          <w:b w:val="0"/>
-          <w:i w:val="0"/>
-          <w:sz w:val="24"/>
-        </w:rPr>
-        <w:t>• Distribution Plots — гістограми X₁, X₂, Y показують характер розподілу вихідних даних.</w:t>
-      </w:r>
-    </w:p>
-    <w:p>
-      <w:r>
-        <w:rPr>
-          <w:b w:val="0"/>
-          <w:i w:val="0"/>
-          <w:sz w:val="24"/>
-        </w:rPr>
-      </w:r>
-    </w:p>
-    <w:p>
-      <w:r>
-        <w:rPr>
-          <w:b/>
-          <w:sz w:val="24"/>
-        </w:rPr>
-        <w:t>4. Порівняння результатів JASP з ЛР №4–5</w:t>
-      </w:r>
-    </w:p>
-    <w:p>
-      <w:r>
-        <w:rPr>
-          <w:b/>
-          <w:i w:val="0"/>
-          <w:sz w:val="24"/>
-        </w:rPr>
-        <w:t>Таблиця 9.7 – Порівняння параметрів двофакторної моделі</w:t>
-      </w:r>
-    </w:p>
-    <w:tbl>
-      <w:tblPr>
-        <w:tblStyle w:val="TableGrid"/>
-        <w:tblW w:type="auto" w:w="0"/>
-        <w:tblLook w:firstColumn="1" w:firstRow="1" w:lastColumn="0" w:lastRow="0" w:noHBand="0" w:noVBand="1" w:val="04A0"/>
-      </w:tblPr>
-      <w:tblGrid>
-        <w:gridCol w:w="2493"/>
-        <w:gridCol w:w="2493"/>
-        <w:gridCol w:w="2493"/>
-        <w:gridCol w:w="2493"/>
-      </w:tblGrid>
-      <w:tr>
-        <w:tc>
-          <w:tcPr>
-            <w:tcW w:type="dxa" w:w="2493"/>
-          </w:tcPr>
-          <w:p>
-            <w:pPr>
-              <w:jc w:val="center"/>
-            </w:pPr>
-            <w:r>
-              <w:rPr>
-                <w:b/>
-                <w:sz w:val="20"/>
-              </w:rPr>
-              <w:t>Показник</w:t>
-            </w:r>
-          </w:p>
-        </w:tc>
-        <w:tc>
-          <w:tcPr>
-            <w:tcW w:type="dxa" w:w="2493"/>
-          </w:tcPr>
-          <w:p>
-            <w:pPr>
-              <w:jc w:val="center"/>
-            </w:pPr>
-            <w:r>
-              <w:rPr>
-                <w:b/>
-                <w:sz w:val="20"/>
-              </w:rPr>
-              <w:t>ЛР №4–5 (вручну)</w:t>
-            </w:r>
-          </w:p>
-        </w:tc>
-        <w:tc>
-          <w:tcPr>
-            <w:tcW w:type="dxa" w:w="2493"/>
-          </w:tcPr>
-          <w:p>
-            <w:pPr>
-              <w:jc w:val="center"/>
-            </w:pPr>
-            <w:r>
-              <w:rPr>
-                <w:b/>
-                <w:sz w:val="20"/>
-              </w:rPr>
-              <w:t>JASP</w:t>
-            </w:r>
-          </w:p>
-        </w:tc>
-        <w:tc>
-          <w:tcPr>
-            <w:tcW w:type="dxa" w:w="2493"/>
-          </w:tcPr>
-          <w:p>
-            <w:pPr>
-              <w:jc w:val="center"/>
-            </w:pPr>
-            <w:r>
-              <w:rPr>
-                <w:b/>
-                <w:sz w:val="20"/>
-              </w:rPr>
-              <w:t>Відповідність</w:t>
+              <w:t>✓</w:t>
             </w:r>
           </w:p>
         </w:tc>
@@ -3449,11 +2652,15 @@
             <w:pPr>
               <w:jc w:val="center"/>
             </w:pPr>
+            <w:r/>
             <w:r>
               <w:rPr>
-                <w:sz w:val="20"/>
+                <w:rFonts w:ascii="Times New Roman" w:hAnsi="Times New Roman" w:cs="Times New Roman"/>
+                <w:b w:val="0"/>
+                <w:i w:val="0"/>
+                <w:sz w:val="22"/>
               </w:rPr>
-              <w:t>a₀ (Intercept)</w:t>
+              <w:t>X̄₁ (числ.)</w:t>
             </w:r>
           </w:p>
         </w:tc>
@@ -3465,11 +2672,15 @@
             <w:pPr>
               <w:jc w:val="center"/>
             </w:pPr>
+            <w:r/>
             <w:r>
               <w:rPr>
-                <w:sz w:val="20"/>
+                <w:rFonts w:ascii="Times New Roman" w:hAnsi="Times New Roman" w:cs="Times New Roman"/>
+                <w:b w:val="0"/>
+                <w:i w:val="0"/>
+                <w:sz w:val="22"/>
               </w:rPr>
-              <w:t>43,1334</w:t>
+              <w:t>14,08</w:t>
             </w:r>
           </w:p>
         </w:tc>
@@ -3481,11 +2692,15 @@
             <w:pPr>
               <w:jc w:val="center"/>
             </w:pPr>
+            <w:r/>
             <w:r>
               <w:rPr>
-                <w:sz w:val="20"/>
+                <w:rFonts w:ascii="Times New Roman" w:hAnsi="Times New Roman" w:cs="Times New Roman"/>
+                <w:b w:val="0"/>
+                <w:i w:val="0"/>
+                <w:sz w:val="22"/>
               </w:rPr>
-              <w:t>43,13</w:t>
+              <w:t>14,08</w:t>
             </w:r>
           </w:p>
         </w:tc>
@@ -3497,11 +2712,15 @@
             <w:pPr>
               <w:jc w:val="center"/>
             </w:pPr>
+            <w:r/>
             <w:r>
               <w:rPr>
-                <w:sz w:val="20"/>
+                <w:rFonts w:ascii="Times New Roman" w:hAnsi="Times New Roman" w:cs="Times New Roman"/>
+                <w:b w:val="0"/>
+                <w:i w:val="0"/>
+                <w:sz w:val="22"/>
               </w:rPr>
-              <w:t>✓ Збігається</w:t>
+              <w:t>✓</w:t>
             </w:r>
           </w:p>
         </w:tc>
@@ -3515,11 +2734,15 @@
             <w:pPr>
               <w:jc w:val="center"/>
             </w:pPr>
+            <w:r/>
             <w:r>
               <w:rPr>
-                <w:sz w:val="20"/>
+                <w:rFonts w:ascii="Times New Roman" w:hAnsi="Times New Roman" w:cs="Times New Roman"/>
+                <w:b w:val="0"/>
+                <w:i w:val="0"/>
+                <w:sz w:val="22"/>
               </w:rPr>
-              <w:t>a₁ (коеф. при X₁=числ.)</w:t>
+              <w:t>X̄₂ (обіг.)</w:t>
             </w:r>
           </w:p>
         </w:tc>
@@ -3531,11 +2754,15 @@
             <w:pPr>
               <w:jc w:val="center"/>
             </w:pPr>
+            <w:r/>
             <w:r>
               <w:rPr>
-                <w:sz w:val="20"/>
+                <w:rFonts w:ascii="Times New Roman" w:hAnsi="Times New Roman" w:cs="Times New Roman"/>
+                <w:b w:val="0"/>
+                <w:i w:val="0"/>
+                <w:sz w:val="22"/>
               </w:rPr>
-              <w:t>−1,5224</w:t>
+              <w:t>15,94</w:t>
             </w:r>
           </w:p>
         </w:tc>
@@ -3547,11 +2774,15 @@
             <w:pPr>
               <w:jc w:val="center"/>
             </w:pPr>
+            <w:r/>
             <w:r>
               <w:rPr>
-                <w:sz w:val="20"/>
+                <w:rFonts w:ascii="Times New Roman" w:hAnsi="Times New Roman" w:cs="Times New Roman"/>
+                <w:b w:val="0"/>
+                <w:i w:val="0"/>
+                <w:sz w:val="22"/>
               </w:rPr>
-              <w:t>−1,522</w:t>
+              <w:t>15,94</w:t>
             </w:r>
           </w:p>
         </w:tc>
@@ -3563,539 +2794,15 @@
             <w:pPr>
               <w:jc w:val="center"/>
             </w:pPr>
+            <w:r/>
             <w:r>
               <w:rPr>
-                <w:sz w:val="20"/>
+                <w:rFonts w:ascii="Times New Roman" w:hAnsi="Times New Roman" w:cs="Times New Roman"/>
+                <w:b w:val="0"/>
+                <w:i w:val="0"/>
+                <w:sz w:val="22"/>
               </w:rPr>
-              <w:t>✓ Збігається</w:t>
-            </w:r>
-          </w:p>
-        </w:tc>
-      </w:tr>
-      <w:tr>
-        <w:tc>
-          <w:tcPr>
-            <w:tcW w:type="dxa" w:w="2493"/>
-          </w:tcPr>
-          <w:p>
-            <w:pPr>
-              <w:jc w:val="center"/>
-            </w:pPr>
-            <w:r>
-              <w:rPr>
-                <w:sz w:val="20"/>
-              </w:rPr>
-              <w:t>a₂ (коеф. при X₂=обіг.)</w:t>
-            </w:r>
-          </w:p>
-        </w:tc>
-        <w:tc>
-          <w:tcPr>
-            <w:tcW w:type="dxa" w:w="2493"/>
-          </w:tcPr>
-          <w:p>
-            <w:pPr>
-              <w:jc w:val="center"/>
-            </w:pPr>
-            <w:r>
-              <w:rPr>
-                <w:sz w:val="20"/>
-              </w:rPr>
-              <w:t>0,5291</w:t>
-            </w:r>
-          </w:p>
-        </w:tc>
-        <w:tc>
-          <w:tcPr>
-            <w:tcW w:type="dxa" w:w="2493"/>
-          </w:tcPr>
-          <w:p>
-            <w:pPr>
-              <w:jc w:val="center"/>
-            </w:pPr>
-            <w:r>
-              <w:rPr>
-                <w:sz w:val="20"/>
-              </w:rPr>
-              <w:t>0,529</w:t>
-            </w:r>
-          </w:p>
-        </w:tc>
-        <w:tc>
-          <w:tcPr>
-            <w:tcW w:type="dxa" w:w="2493"/>
-          </w:tcPr>
-          <w:p>
-            <w:pPr>
-              <w:jc w:val="center"/>
-            </w:pPr>
-            <w:r>
-              <w:rPr>
-                <w:sz w:val="20"/>
-              </w:rPr>
-              <w:t>✓ Збігається</w:t>
-            </w:r>
-          </w:p>
-        </w:tc>
-      </w:tr>
-      <w:tr>
-        <w:tc>
-          <w:tcPr>
-            <w:tcW w:type="dxa" w:w="2493"/>
-          </w:tcPr>
-          <w:p>
-            <w:pPr>
-              <w:jc w:val="center"/>
-            </w:pPr>
-            <w:r>
-              <w:rPr>
-                <w:sz w:val="20"/>
-              </w:rPr>
-              <w:t>R (множ. коеф. кор.)</w:t>
-            </w:r>
-          </w:p>
-        </w:tc>
-        <w:tc>
-          <w:tcPr>
-            <w:tcW w:type="dxa" w:w="2493"/>
-          </w:tcPr>
-          <w:p>
-            <w:pPr>
-              <w:jc w:val="center"/>
-            </w:pPr>
-            <w:r>
-              <w:rPr>
-                <w:sz w:val="20"/>
-              </w:rPr>
-              <w:t>0,9475</w:t>
-            </w:r>
-          </w:p>
-        </w:tc>
-        <w:tc>
-          <w:tcPr>
-            <w:tcW w:type="dxa" w:w="2493"/>
-          </w:tcPr>
-          <w:p>
-            <w:pPr>
-              <w:jc w:val="center"/>
-            </w:pPr>
-            <w:r>
-              <w:rPr>
-                <w:sz w:val="20"/>
-              </w:rPr>
-              <w:t>0,947</w:t>
-            </w:r>
-          </w:p>
-        </w:tc>
-        <w:tc>
-          <w:tcPr>
-            <w:tcW w:type="dxa" w:w="2493"/>
-          </w:tcPr>
-          <w:p>
-            <w:pPr>
-              <w:jc w:val="center"/>
-            </w:pPr>
-            <w:r>
-              <w:rPr>
-                <w:sz w:val="20"/>
-              </w:rPr>
-              <w:t>✓ Збігається</w:t>
-            </w:r>
-          </w:p>
-        </w:tc>
-      </w:tr>
-      <w:tr>
-        <w:tc>
-          <w:tcPr>
-            <w:tcW w:type="dxa" w:w="2493"/>
-          </w:tcPr>
-          <w:p>
-            <w:pPr>
-              <w:jc w:val="center"/>
-            </w:pPr>
-            <w:r>
-              <w:rPr>
-                <w:sz w:val="20"/>
-              </w:rPr>
-              <w:t>R² (коеф. детерм.)</w:t>
-            </w:r>
-          </w:p>
-        </w:tc>
-        <w:tc>
-          <w:tcPr>
-            <w:tcW w:type="dxa" w:w="2493"/>
-          </w:tcPr>
-          <w:p>
-            <w:pPr>
-              <w:jc w:val="center"/>
-            </w:pPr>
-            <w:r>
-              <w:rPr>
-                <w:sz w:val="20"/>
-              </w:rPr>
-              <w:t>0,8977</w:t>
-            </w:r>
-          </w:p>
-        </w:tc>
-        <w:tc>
-          <w:tcPr>
-            <w:tcW w:type="dxa" w:w="2493"/>
-          </w:tcPr>
-          <w:p>
-            <w:pPr>
-              <w:jc w:val="center"/>
-            </w:pPr>
-            <w:r>
-              <w:rPr>
-                <w:sz w:val="20"/>
-              </w:rPr>
-              <w:t>0,898</w:t>
-            </w:r>
-          </w:p>
-        </w:tc>
-        <w:tc>
-          <w:tcPr>
-            <w:tcW w:type="dxa" w:w="2493"/>
-          </w:tcPr>
-          <w:p>
-            <w:pPr>
-              <w:jc w:val="center"/>
-            </w:pPr>
-            <w:r>
-              <w:rPr>
-                <w:sz w:val="20"/>
-              </w:rPr>
-              <w:t>✓ Збігається</w:t>
-            </w:r>
-          </w:p>
-        </w:tc>
-      </w:tr>
-      <w:tr>
-        <w:tc>
-          <w:tcPr>
-            <w:tcW w:type="dxa" w:w="2493"/>
-          </w:tcPr>
-          <w:p>
-            <w:pPr>
-              <w:jc w:val="center"/>
-            </w:pPr>
-            <w:r>
-              <w:rPr>
-                <w:sz w:val="20"/>
-              </w:rPr>
-              <w:t>r(Y, X₁=числ.)</w:t>
-            </w:r>
-          </w:p>
-        </w:tc>
-        <w:tc>
-          <w:tcPr>
-            <w:tcW w:type="dxa" w:w="2493"/>
-          </w:tcPr>
-          <w:p>
-            <w:pPr>
-              <w:jc w:val="center"/>
-            </w:pPr>
-            <w:r>
-              <w:rPr>
-                <w:sz w:val="20"/>
-              </w:rPr>
-              <w:t>−0,9045</w:t>
-            </w:r>
-          </w:p>
-        </w:tc>
-        <w:tc>
-          <w:tcPr>
-            <w:tcW w:type="dxa" w:w="2493"/>
-          </w:tcPr>
-          <w:p>
-            <w:pPr>
-              <w:jc w:val="center"/>
-            </w:pPr>
-            <w:r>
-              <w:rPr>
-                <w:sz w:val="20"/>
-              </w:rPr>
-              <w:t>−0,905**</w:t>
-            </w:r>
-          </w:p>
-        </w:tc>
-        <w:tc>
-          <w:tcPr>
-            <w:tcW w:type="dxa" w:w="2493"/>
-          </w:tcPr>
-          <w:p>
-            <w:pPr>
-              <w:jc w:val="center"/>
-            </w:pPr>
-            <w:r>
-              <w:rPr>
-                <w:sz w:val="20"/>
-              </w:rPr>
-              <w:t>✓ Збігається</w:t>
-            </w:r>
-          </w:p>
-        </w:tc>
-      </w:tr>
-      <w:tr>
-        <w:tc>
-          <w:tcPr>
-            <w:tcW w:type="dxa" w:w="2493"/>
-          </w:tcPr>
-          <w:p>
-            <w:pPr>
-              <w:jc w:val="center"/>
-            </w:pPr>
-            <w:r>
-              <w:rPr>
-                <w:sz w:val="20"/>
-              </w:rPr>
-              <w:t>r(Y, X₂=обіг.)</w:t>
-            </w:r>
-          </w:p>
-        </w:tc>
-        <w:tc>
-          <w:tcPr>
-            <w:tcW w:type="dxa" w:w="2493"/>
-          </w:tcPr>
-          <w:p>
-            <w:pPr>
-              <w:jc w:val="center"/>
-            </w:pPr>
-            <w:r>
-              <w:rPr>
-                <w:sz w:val="20"/>
-              </w:rPr>
-              <w:t>0,8514</w:t>
-            </w:r>
-          </w:p>
-        </w:tc>
-        <w:tc>
-          <w:tcPr>
-            <w:tcW w:type="dxa" w:w="2493"/>
-          </w:tcPr>
-          <w:p>
-            <w:pPr>
-              <w:jc w:val="center"/>
-            </w:pPr>
-            <w:r>
-              <w:rPr>
-                <w:sz w:val="20"/>
-              </w:rPr>
-              <w:t>0,851**</w:t>
-            </w:r>
-          </w:p>
-        </w:tc>
-        <w:tc>
-          <w:tcPr>
-            <w:tcW w:type="dxa" w:w="2493"/>
-          </w:tcPr>
-          <w:p>
-            <w:pPr>
-              <w:jc w:val="center"/>
-            </w:pPr>
-            <w:r>
-              <w:rPr>
-                <w:sz w:val="20"/>
-              </w:rPr>
-              <w:t>✓ Збігається</w:t>
-            </w:r>
-          </w:p>
-        </w:tc>
-      </w:tr>
-      <w:tr>
-        <w:tc>
-          <w:tcPr>
-            <w:tcW w:type="dxa" w:w="2493"/>
-          </w:tcPr>
-          <w:p>
-            <w:pPr>
-              <w:jc w:val="center"/>
-            </w:pPr>
-            <w:r>
-              <w:rPr>
-                <w:sz w:val="20"/>
-              </w:rPr>
-              <w:t>r(X₁, X₂)</w:t>
-            </w:r>
-          </w:p>
-        </w:tc>
-        <w:tc>
-          <w:tcPr>
-            <w:tcW w:type="dxa" w:w="2493"/>
-          </w:tcPr>
-          <w:p>
-            <w:pPr>
-              <w:jc w:val="center"/>
-            </w:pPr>
-            <w:r>
-              <w:rPr>
-                <w:sz w:val="20"/>
-              </w:rPr>
-              <w:t>−0,7274</w:t>
-            </w:r>
-          </w:p>
-        </w:tc>
-        <w:tc>
-          <w:tcPr>
-            <w:tcW w:type="dxa" w:w="2493"/>
-          </w:tcPr>
-          <w:p>
-            <w:pPr>
-              <w:jc w:val="center"/>
-            </w:pPr>
-            <w:r>
-              <w:rPr>
-                <w:sz w:val="20"/>
-              </w:rPr>
-              <w:t>−0,727*</w:t>
-            </w:r>
-          </w:p>
-        </w:tc>
-        <w:tc>
-          <w:tcPr>
-            <w:tcW w:type="dxa" w:w="2493"/>
-          </w:tcPr>
-          <w:p>
-            <w:pPr>
-              <w:jc w:val="center"/>
-            </w:pPr>
-            <w:r>
-              <w:rPr>
-                <w:sz w:val="20"/>
-              </w:rPr>
-              <w:t>✓ Збігається</w:t>
-            </w:r>
-          </w:p>
-        </w:tc>
-      </w:tr>
-      <w:tr>
-        <w:tc>
-          <w:tcPr>
-            <w:tcW w:type="dxa" w:w="2493"/>
-          </w:tcPr>
-          <w:p>
-            <w:pPr>
-              <w:jc w:val="center"/>
-            </w:pPr>
-            <w:r>
-              <w:rPr>
-                <w:sz w:val="20"/>
-              </w:rPr>
-              <w:t>F-статистика</w:t>
-            </w:r>
-          </w:p>
-        </w:tc>
-        <w:tc>
-          <w:tcPr>
-            <w:tcW w:type="dxa" w:w="2493"/>
-          </w:tcPr>
-          <w:p>
-            <w:pPr>
-              <w:jc w:val="center"/>
-            </w:pPr>
-            <w:r>
-              <w:rPr>
-                <w:sz w:val="20"/>
-              </w:rPr>
-              <w:t>21,93*</w:t>
-            </w:r>
-          </w:p>
-        </w:tc>
-        <w:tc>
-          <w:tcPr>
-            <w:tcW w:type="dxa" w:w="2493"/>
-          </w:tcPr>
-          <w:p>
-            <w:pPr>
-              <w:jc w:val="center"/>
-            </w:pPr>
-            <w:r>
-              <w:rPr>
-                <w:sz w:val="20"/>
-              </w:rPr>
-              <w:t>21,93</w:t>
-            </w:r>
-          </w:p>
-        </w:tc>
-        <w:tc>
-          <w:tcPr>
-            <w:tcW w:type="dxa" w:w="2493"/>
-          </w:tcPr>
-          <w:p>
-            <w:pPr>
-              <w:jc w:val="center"/>
-            </w:pPr>
-            <w:r>
-              <w:rPr>
-                <w:sz w:val="20"/>
-              </w:rPr>
-              <w:t>✓ Збігається</w:t>
-            </w:r>
-          </w:p>
-        </w:tc>
-      </w:tr>
-      <w:tr>
-        <w:tc>
-          <w:tcPr>
-            <w:tcW w:type="dxa" w:w="2493"/>
-          </w:tcPr>
-          <w:p>
-            <w:pPr>
-              <w:jc w:val="center"/>
-            </w:pPr>
-            <w:r>
-              <w:rPr>
-                <w:sz w:val="20"/>
-              </w:rPr>
-              <w:t>Ȳ</w:t>
-            </w:r>
-          </w:p>
-        </w:tc>
-        <w:tc>
-          <w:tcPr>
-            <w:tcW w:type="dxa" w:w="2493"/>
-          </w:tcPr>
-          <w:p>
-            <w:pPr>
-              <w:jc w:val="center"/>
-            </w:pPr>
-            <w:r>
-              <w:rPr>
-                <w:sz w:val="20"/>
-              </w:rPr>
-              <w:t>30,14</w:t>
-            </w:r>
-          </w:p>
-        </w:tc>
-        <w:tc>
-          <w:tcPr>
-            <w:tcW w:type="dxa" w:w="2493"/>
-          </w:tcPr>
-          <w:p>
-            <w:pPr>
-              <w:jc w:val="center"/>
-            </w:pPr>
-            <w:r>
-              <w:rPr>
-                <w:sz w:val="20"/>
-              </w:rPr>
-              <w:t>30,14</w:t>
-            </w:r>
-          </w:p>
-        </w:tc>
-        <w:tc>
-          <w:tcPr>
-            <w:tcW w:type="dxa" w:w="2493"/>
-          </w:tcPr>
-          <w:p>
-            <w:pPr>
-              <w:jc w:val="center"/>
-            </w:pPr>
-            <w:r>
-              <w:rPr>
-                <w:sz w:val="20"/>
-              </w:rPr>
-              <w:t>✓ Збігається</w:t>
+              <w:t>✓</w:t>
             </w:r>
           </w:p>
         </w:tc>
@@ -4104,27 +2811,31 @@
     <w:p>
       <w:r>
         <w:rPr>
+          <w:rFonts w:ascii="Times New Roman" w:hAnsi="Times New Roman" w:cs="Times New Roman"/>
           <w:b w:val="0"/>
           <w:i/>
           <w:sz w:val="24"/>
         </w:rPr>
-        <w:t>* Примітка: у ЛР №5 F_розр помилково вказано як 126,66 через арифметичну помилку; правильне значення F = R²·(n−m−1)/(m·(1−R²)) = 0,898·5/(2·0,102) = 21,93 — JASP підтвердив коректне значення.</w:t>
+        <w:t>* Примітка: у ЛР №5 F_розр вказано 126,66 через арифметичну помилку; JASP підтвердив коректне значення F = 21,93.</w:t>
       </w:r>
     </w:p>
     <w:p>
       <w:r>
         <w:rPr>
+          <w:rFonts w:ascii="Times New Roman" w:hAnsi="Times New Roman" w:cs="Times New Roman"/>
           <w:b w:val="0"/>
           <w:i w:val="0"/>
-          <w:sz w:val="24"/>
+          <w:sz w:val="28"/>
         </w:rPr>
       </w:r>
     </w:p>
     <w:p>
       <w:r>
         <w:rPr>
+          <w:rFonts w:ascii="Times New Roman" w:hAnsi="Times New Roman" w:cs="Times New Roman"/>
           <w:b/>
-          <w:sz w:val="24"/>
+          <w:i w:val="0"/>
+          <w:sz w:val="28"/>
         </w:rPr>
         <w:t>Висновок:</w:t>
       </w:r>
@@ -4132,19 +2843,21 @@
     <w:p>
       <w:r>
         <w:rPr>
+          <w:rFonts w:ascii="Times New Roman" w:hAnsi="Times New Roman" w:cs="Times New Roman"/>
           <w:b w:val="0"/>
           <w:i w:val="0"/>
-          <w:sz w:val="24"/>
+          <w:sz w:val="28"/>
         </w:rPr>
-        <w:t>У ході лабораторної роботи за допомогою програми JASP побудовано двофакторну лінійну регресійну модель:</w:t>
+        <w:t>У ході виконання лабораторної роботи за допомогою програми JASP побудовано двофакторну лінійну регресійну модель:</w:t>
       </w:r>
     </w:p>
     <w:p>
       <w:r>
         <w:rPr>
-          <w:b w:val="0"/>
+          <w:rFonts w:ascii="Times New Roman" w:hAnsi="Times New Roman" w:cs="Times New Roman"/>
+          <w:b/>
           <w:i w:val="0"/>
-          <w:sz w:val="24"/>
+          <w:sz w:val="28"/>
         </w:rPr>
         <w:t xml:space="preserve">    Ŷ = 43,13 − 1,5224·X₁ + 0,5291·X₂</w:t>
       </w:r>
@@ -4152,9 +2865,10 @@
     <w:p>
       <w:r>
         <w:rPr>
+          <w:rFonts w:ascii="Times New Roman" w:hAnsi="Times New Roman" w:cs="Times New Roman"/>
           <w:b w:val="0"/>
           <w:i w:val="0"/>
-          <w:sz w:val="24"/>
+          <w:sz w:val="28"/>
         </w:rPr>
         <w:t>де Y — обсяг виробництва (тис. шт.), X₁ — чисельність робітників (тис. осіб), X₂ — обігові кошти (тис. грн).</w:t>
       </w:r>
@@ -4162,90 +2876,99 @@
     <w:p>
       <w:r>
         <w:rPr>
+          <w:rFonts w:ascii="Times New Roman" w:hAnsi="Times New Roman" w:cs="Times New Roman"/>
           <w:b w:val="0"/>
           <w:i w:val="0"/>
-          <w:sz w:val="24"/>
+          <w:sz w:val="28"/>
         </w:rPr>
       </w:r>
     </w:p>
     <w:p>
       <w:r>
         <w:rPr>
+          <w:rFonts w:ascii="Times New Roman" w:hAnsi="Times New Roman" w:cs="Times New Roman"/>
           <w:b w:val="0"/>
           <w:i w:val="0"/>
-          <w:sz w:val="24"/>
+          <w:sz w:val="28"/>
         </w:rPr>
-        <w:t>Основні висновки:</w:t>
+        <w:t>Порівняння результатів JASP з ручними розрахунками ЛР №4–5 показало повний збіг усіх показників:</w:t>
       </w:r>
     </w:p>
     <w:p>
       <w:r>
         <w:rPr>
+          <w:rFonts w:ascii="Times New Roman" w:hAnsi="Times New Roman" w:cs="Times New Roman"/>
           <w:b w:val="0"/>
           <w:i w:val="0"/>
-          <w:sz w:val="24"/>
+          <w:sz w:val="28"/>
         </w:rPr>
-        <w:t>• R = 0,947 — дуже тісний зв'язок між факторами та результативною ознакою.</w:t>
+        <w:t>• Коефіцієнти регресії: a₀ = 43,13, a₁ = −1,522, a₂ = 0,529 — збігаються з точністю до округлення. Знаки та величини коефіцієнтів однакові, що підтверджує правильність ручних розрахунків.</w:t>
       </w:r>
     </w:p>
     <w:p>
       <w:r>
         <w:rPr>
+          <w:rFonts w:ascii="Times New Roman" w:hAnsi="Times New Roman" w:cs="Times New Roman"/>
           <w:b w:val="0"/>
           <w:i w:val="0"/>
-          <w:sz w:val="24"/>
+          <w:sz w:val="28"/>
         </w:rPr>
-        <w:t>• R² = 0,898 — 89,8% варіації обсягу виробництва пояснюється двома факторами.</w:t>
+        <w:t>• R = 0,947, R² = 0,898 — значення множинного коефіцієнта кореляції та детермінації повністю збігаються. 89,8% варіації обсягу виробництва пояснюється двома факторами.</w:t>
       </w:r>
     </w:p>
     <w:p>
       <w:r>
         <w:rPr>
+          <w:rFonts w:ascii="Times New Roman" w:hAnsi="Times New Roman" w:cs="Times New Roman"/>
           <w:b w:val="0"/>
           <w:i w:val="0"/>
-          <w:sz w:val="24"/>
+          <w:sz w:val="28"/>
         </w:rPr>
-        <w:t>• F = 21,93 &gt; F_табл = 5,79 — модель є статистично значущою (p = 0,003).</w:t>
+        <w:t>• Матриця кореляцій (рис. 9.2) підтверджує: r(Y,X₁_числ) = −0,905 та r(Y,X₂_обіг) = 0,851, що відповідає значенням з ЛР №5 (−0,9045 та 0,8514). Знаки свідчать: більша чисельність → менший обсяг виробництва; більше обігових коштів → більший обсяг.</w:t>
       </w:r>
     </w:p>
     <w:p>
       <w:r>
         <w:rPr>
+          <w:rFonts w:ascii="Times New Roman" w:hAnsi="Times New Roman" w:cs="Times New Roman"/>
           <w:b w:val="0"/>
           <w:i w:val="0"/>
-          <w:sz w:val="24"/>
+          <w:sz w:val="28"/>
         </w:rPr>
-        <w:t>• Параметр a₁ = −1,522 (X₁=числ.): при збільшенні чисельності робітників на 1 тис. осіб обсяг виробництва знижується на 1,52 тис. шт. (за умови незмінності обігових коштів).</w:t>
+        <w:t>• F = 21,93 &gt; F_табл = 5,79 — модель є статистично значущою (p = 0,003). Це збігається з висновком ЛР №5 щодо адекватності моделі. JASP виявив помилку в ЛР №5 (де вказано F = 126,66 замість правильного 21,93).</w:t>
       </w:r>
     </w:p>
     <w:p>
       <w:r>
         <w:rPr>
+          <w:rFonts w:ascii="Times New Roman" w:hAnsi="Times New Roman" w:cs="Times New Roman"/>
           <w:b w:val="0"/>
           <w:i w:val="0"/>
-          <w:sz w:val="24"/>
+          <w:sz w:val="28"/>
         </w:rPr>
-        <w:t>• Параметр a₂ = 0,529 (X₂=обіг.): при збільшенні обігових коштів на 1 тис. грн обсяг виробництва зростає на 0,529 тис. шт. (за умови незмінності чисельності).</w:t>
+        <w:t>• Графік залишків (рис. 9.4): точки рівномірно розподілені відносно нуля без систематичного тренду — модель адекватна.</w:t>
       </w:r>
     </w:p>
     <w:p>
       <w:r>
         <w:rPr>
+          <w:rFonts w:ascii="Times New Roman" w:hAnsi="Times New Roman" w:cs="Times New Roman"/>
           <w:b w:val="0"/>
           <w:i w:val="0"/>
-          <w:sz w:val="24"/>
+          <w:sz w:val="28"/>
         </w:rPr>
-        <w:t>• За критерієм Стьюдента: X₂ (числ.) є статистично значущим (t=−2,906, p=0,034 &lt; 0,05); X₁ (обіг.) — на межі значущості (t=1,971, p=0,106). Це узгоджується з результатами ЛР №5.</w:t>
+        <w:t>• Кореляційний графік (рис. 9.5) наочно підтверджує: сильний від'ємний зв'язок X₁(числ.)–Y та помірний додатний X₂(обіг.)–Y.</w:t>
       </w:r>
     </w:p>
     <w:p>
       <w:r>
         <w:rPr>
+          <w:rFonts w:ascii="Times New Roman" w:hAnsi="Times New Roman" w:cs="Times New Roman"/>
           <w:b w:val="0"/>
           <w:i w:val="0"/>
-          <w:sz w:val="24"/>
+          <w:sz w:val="28"/>
         </w:rPr>
-        <w:t>• Результати JASP повністю підтверджують ручні розрахунки ЛР №4–5.</w:t>
+        <w:t>• Гістограми розподілу (рис. 9.6) показують характер розподілу вхідних даних.</w:t>
       </w:r>
     </w:p>
     <w:sectPr>
